--- a/Основы теории управления/Лекции/Лекция 1.docx
+++ b/Основы теории управления/Лекции/Лекция 1.docx
@@ -62,6 +62,7 @@
         <w:t>Основные понятия и определения</w:t>
       </w:r>
     </w:p>
+    <w:p/>
     <w:p>
       <w:r>
         <w:rPr>
@@ -243,6 +244,7 @@
         <w:t>Принципы управления, принципы построения систем управления</w:t>
       </w:r>
     </w:p>
+    <w:p/>
     <w:p>
       <w:r>
         <w:t>На данный момент времени определяют 4 принципа управления:</w:t>
@@ -306,6 +308,22 @@
       </w:r>
       <w:r>
         <w:t xml:space="preserve"> заключается в том, что требуемый закон управления формируется только на основе цели управления в соответствии с задающим воздействием. Управление реализующее данный принцип, называется управлением по задающему воздействию. Система построенная по этому принципы является незамкнутой.</w:t>
+      </w:r>
+    </w:p>
+    <w:p/>
+    <w:p>
+      <w:pPr>
+        <w:pStyle w:val="3"/>
+        <w:jc w:val="center"/>
+      </w:pPr>
+      <w:r>
+        <w:t xml:space="preserve">Функциональная схема </w:t>
+      </w:r>
+      <w:r>
+        <w:t>разомкнутой</w:t>
+      </w:r>
+      <w:r>
+        <w:t xml:space="preserve"> системы</w:t>
       </w:r>
     </w:p>
     <w:p>
@@ -382,6 +400,7 @@
           <w:b/>
           <w:bCs/>
         </w:rPr>
+        <w:lastRenderedPageBreak/>
         <w:t>ОУ</w:t>
       </w:r>
       <w:r>
@@ -434,7 +453,6 @@
     </w:p>
     <w:p>
       <w:r>
-        <w:lastRenderedPageBreak/>
         <w:t>Координаты (переменные) системы:</w:t>
       </w:r>
     </w:p>
@@ -760,6 +778,7 @@
     </w:p>
     <w:p>
       <w:r>
+        <w:lastRenderedPageBreak/>
         <w:t xml:space="preserve">Примечание: Закон управления – это алгоритм или функциональная зависимость в соответствии с которой </w:t>
       </w:r>
       <w:r>
@@ -768,7 +787,6 @@
     </w:p>
     <w:p>
       <w:r>
-        <w:lastRenderedPageBreak/>
         <w:t>Примеры: банкомат, механические часы</w:t>
       </w:r>
       <w:r>
@@ -786,6 +804,22 @@
       </w:r>
       <w:r>
         <w:t xml:space="preserve"> заключается в том, что закон управления формируется на основе отклонения управляемой величины от задающего воздействия.</w:t>
+      </w:r>
+    </w:p>
+    <w:p/>
+    <w:p>
+      <w:pPr>
+        <w:pStyle w:val="3"/>
+        <w:jc w:val="center"/>
+      </w:pPr>
+      <w:r>
+        <w:t xml:space="preserve">Функциональная схема </w:t>
+      </w:r>
+      <w:r>
+        <w:t>замкнутой</w:t>
+      </w:r>
+      <w:r>
+        <w:t xml:space="preserve"> системы</w:t>
       </w:r>
     </w:p>
     <w:p>
@@ -1079,6 +1113,7 @@
         <w:jc w:val="center"/>
       </w:pPr>
       <w:r>
+        <w:lastRenderedPageBreak/>
         <w:t>Закон управления замкнутой системы</w:t>
       </w:r>
     </w:p>
@@ -1128,19 +1163,7 @@
               <w:rPr>
                 <w:lang w:val="en-US"/>
               </w:rPr>
-              <w:t>u(t) = F[</w:t>
-            </w:r>
-            <w:r>
-              <w:rPr>
-                <w:lang w:val="en-US"/>
-              </w:rPr>
-              <w:t>x</w:t>
-            </w:r>
-            <w:r>
-              <w:rPr>
-                <w:lang w:val="en-US"/>
-              </w:rPr>
-              <w:t>(t)]</w:t>
+              <w:t>u(t) = F[x(t)]</w:t>
             </w:r>
           </w:p>
         </w:tc>
@@ -1171,7 +1194,1452 @@
         <w:t>Примеры: обогреватель, круиз контроль и т.п.</w:t>
       </w:r>
     </w:p>
+    <w:p/>
+    <w:p>
+      <w:r>
+        <w:rPr>
+          <w:b/>
+          <w:bCs/>
+        </w:rPr>
+        <w:t>Комбинированный принцип</w:t>
+      </w:r>
+      <w:r>
+        <w:t xml:space="preserve"> заключается в сочетании принципов разомкнутого и замкнутого циклов в одной системе. Такое управление сочетающее в себе управление по задающему воздействию и отклонению, называется комбинированным управлением. Оно обеспечивает высокую скорость и от…</w:t>
+      </w:r>
+    </w:p>
+    <w:p/>
+    <w:p>
+      <w:pPr>
+        <w:pStyle w:val="3"/>
+        <w:jc w:val="center"/>
+      </w:pPr>
+      <w:r>
+        <w:t xml:space="preserve">Функциональная схема </w:t>
+      </w:r>
+      <w:r>
+        <w:t>комбинированной</w:t>
+      </w:r>
+      <w:r>
+        <w:t xml:space="preserve"> системы</w:t>
+      </w:r>
+    </w:p>
+    <w:p>
+      <w:pPr>
+        <w:ind w:firstLine="0"/>
+        <w:jc w:val="center"/>
+      </w:pPr>
+      <w:r>
+        <w:rPr>
+          <w:noProof/>
+          <w14:ligatures w14:val="standardContextual"/>
+        </w:rPr>
+        <mc:AlternateContent>
+          <mc:Choice Requires="wpc">
+            <w:drawing>
+              <wp:inline distT="0" distB="0" distL="0" distR="0" wp14:anchorId="6DA7134B" wp14:editId="3D9C0D4C">
+                <wp:extent cx="4514850" cy="1377315"/>
+                <wp:effectExtent l="0" t="0" r="0" b="0"/>
+                <wp:docPr id="1625543823" name="Полотно 1"/>
+                <wp:cNvGraphicFramePr>
+                  <a:graphicFrameLocks xmlns:a="http://schemas.openxmlformats.org/drawingml/2006/main" noChangeAspect="1"/>
+                </wp:cNvGraphicFramePr>
+                <a:graphic xmlns:a="http://schemas.openxmlformats.org/drawingml/2006/main">
+                  <a:graphicData uri="http://schemas.microsoft.com/office/word/2010/wordprocessingCanvas">
+                    <wpc:wpc>
+                      <wpc:bg>
+                        <a:solidFill>
+                          <a:schemeClr val="accent2"/>
+                        </a:solidFill>
+                      </wpc:bg>
+                      <wpc:whole/>
+                    </wpc:wpc>
+                  </a:graphicData>
+                </a:graphic>
+              </wp:inline>
+            </w:drawing>
+          </mc:Choice>
+          <mc:Fallback>
+            <w:pict>
+              <v:group w14:anchorId="202A80F1" id="Полотно 1" o:spid="_x0000_s1026" editas="canvas" style="width:355.5pt;height:108.45pt;mso-position-horizontal-relative:char;mso-position-vertical-relative:line" coordsize="45148,13773" o:gfxdata="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">
+                <v:shapetype id="_x0000_t75" coordsize="21600,21600" o:spt="75" o:preferrelative="t" path="m@4@5l@4@11@9@11@9@5xe" filled="f" stroked="f">
+                  <v:stroke joinstyle="miter"/>
+                  <v:formulas>
+                    <v:f eqn="if lineDrawn pixelLineWidth 0"/>
+                    <v:f eqn="sum @0 1 0"/>
+                    <v:f eqn="sum 0 0 @1"/>
+                    <v:f eqn="prod @2 1 2"/>
+                    <v:f eqn="prod @3 21600 pixelWidth"/>
+                    <v:f eqn="prod @3 21600 pixelHeight"/>
+                    <v:f eqn="sum @0 0 1"/>
+                    <v:f eqn="prod @6 1 2"/>
+                    <v:f eqn="prod @7 21600 pixelWidth"/>
+                    <v:f eqn="sum @8 21600 0"/>
+                    <v:f eqn="prod @7 21600 pixelHeight"/>
+                    <v:f eqn="sum @10 21600 0"/>
+                  </v:formulas>
+                  <v:path o:extrusionok="f" gradientshapeok="t" o:connecttype="rect"/>
+                  <o:lock v:ext="edit" aspectratio="t"/>
+                </v:shapetype>
+                <v:shape id="_x0000_s1027" type="#_x0000_t75" style="position:absolute;width:45148;height:13773;visibility:visible;mso-wrap-style:square" filled="t" fillcolor="#ed7d31 [3205]">
+                  <v:fill o:detectmouseclick="t"/>
+                  <v:path o:connecttype="none"/>
+                </v:shape>
+                <w10:anchorlock/>
+              </v:group>
+            </w:pict>
+          </mc:Fallback>
+        </mc:AlternateContent>
+      </w:r>
+    </w:p>
+    <w:p>
+      <w:r>
+        <w:rPr>
+          <w:b/>
+          <w:bCs/>
+        </w:rPr>
+        <w:t>КЦЗ</w:t>
+      </w:r>
+      <w:r>
+        <w:t xml:space="preserve"> – компенсирующая цепь по задающему воздействию.</w:t>
+      </w:r>
+    </w:p>
+    <w:p>
+      <w:r>
+        <w:rPr>
+          <w:b/>
+          <w:bCs/>
+        </w:rPr>
+        <w:t>КЦВ</w:t>
+      </w:r>
+      <w:r>
+        <w:t xml:space="preserve"> – компенсирующая цепь по возмущающему воздействию.</w:t>
+      </w:r>
+    </w:p>
+    <w:p/>
+    <w:p>
+      <w:r>
+        <w:rPr>
+          <w:b/>
+          <w:bCs/>
+        </w:rPr>
+        <w:t>Компенсирующая цепь по задающему воздействию</w:t>
+      </w:r>
+      <w:r>
+        <w:t xml:space="preserve"> – позволяет компенсировать ошибку от задающего воздействия.</w:t>
+      </w:r>
+    </w:p>
+    <w:p>
+      <w:r>
+        <w:rPr>
+          <w:b/>
+          <w:bCs/>
+        </w:rPr>
+        <w:t>Компенсирующая цепь по возмущающему воздействию</w:t>
+      </w:r>
+      <w:r>
+        <w:t xml:space="preserve"> – позволяет компенсировать ошибку от возмущающего воздействия.</w:t>
+      </w:r>
+    </w:p>
+    <w:p/>
+    <w:p>
+      <w:pPr>
+        <w:pStyle w:val="3"/>
+        <w:jc w:val="center"/>
+      </w:pPr>
+      <w:r>
+        <w:t xml:space="preserve">Закон управления </w:t>
+      </w:r>
+      <w:r>
+        <w:t>комбинированной</w:t>
+      </w:r>
+      <w:r>
+        <w:t xml:space="preserve"> системы</w:t>
+      </w:r>
+    </w:p>
+    <w:tbl>
+      <w:tblPr>
+        <w:tblStyle w:val="41"/>
+        <w:tblW w:w="4995" w:type="pct"/>
+        <w:tblLook w:val="04A0" w:firstRow="1" w:lastRow="0" w:firstColumn="1" w:lastColumn="0" w:noHBand="0" w:noVBand="1"/>
+      </w:tblPr>
+      <w:tblGrid>
+        <w:gridCol w:w="3116"/>
+        <w:gridCol w:w="3115"/>
+        <w:gridCol w:w="3115"/>
+      </w:tblGrid>
+      <w:tr>
+        <w:trPr>
+          <w:cnfStyle w:val="100000000000" w:firstRow="1" w:lastRow="0" w:firstColumn="0" w:lastColumn="0" w:oddVBand="0" w:evenVBand="0" w:oddHBand="0" w:evenHBand="0" w:firstRowFirstColumn="0" w:firstRowLastColumn="0" w:lastRowFirstColumn="0" w:lastRowLastColumn="0"/>
+        </w:trPr>
+        <w:tc>
+          <w:tcPr>
+            <w:cnfStyle w:val="001000000000" w:firstRow="0" w:lastRow="0" w:firstColumn="1" w:lastColumn="0" w:oddVBand="0" w:evenVBand="0" w:oddHBand="0" w:evenHBand="0" w:firstRowFirstColumn="0" w:firstRowLastColumn="0" w:lastRowFirstColumn="0" w:lastRowLastColumn="0"/>
+            <w:tcW w:w="3116" w:type="dxa"/>
+            <w:vAlign w:val="center"/>
+          </w:tcPr>
+          <w:p>
+            <w:pPr>
+              <w:ind w:firstLine="0"/>
+              <w:jc w:val="center"/>
+            </w:pPr>
+          </w:p>
+        </w:tc>
+        <w:tc>
+          <w:tcPr>
+            <w:tcW w:w="3115" w:type="dxa"/>
+            <w:vAlign w:val="center"/>
+          </w:tcPr>
+          <w:p>
+            <w:pPr>
+              <w:ind w:firstLine="0"/>
+              <w:jc w:val="center"/>
+              <w:cnfStyle w:val="100000000000" w:firstRow="1" w:lastRow="0" w:firstColumn="0" w:lastColumn="0" w:oddVBand="0" w:evenVBand="0" w:oddHBand="0" w:evenHBand="0" w:firstRowFirstColumn="0" w:firstRowLastColumn="0" w:lastRowFirstColumn="0" w:lastRowLastColumn="0"/>
+              <w:rPr>
+                <w:lang w:val="en-US"/>
+              </w:rPr>
+            </w:pPr>
+            <w:r>
+              <w:rPr>
+                <w:lang w:val="en-US"/>
+              </w:rPr>
+              <w:t>u(t) = F[x(t)</w:t>
+            </w:r>
+            <w:r>
+              <w:t>,</w:t>
+            </w:r>
+            <w:r>
+              <w:rPr>
+                <w:lang w:val="en-US"/>
+              </w:rPr>
+              <w:t xml:space="preserve"> g(t), f(t)</w:t>
+            </w:r>
+            <w:r>
+              <w:rPr>
+                <w:lang w:val="en-US"/>
+              </w:rPr>
+              <w:t>]</w:t>
+            </w:r>
+          </w:p>
+        </w:tc>
+        <w:tc>
+          <w:tcPr>
+            <w:tcW w:w="3115" w:type="dxa"/>
+            <w:vAlign w:val="center"/>
+          </w:tcPr>
+          <w:p>
+            <w:pPr>
+              <w:ind w:firstLine="0"/>
+              <w:jc w:val="center"/>
+              <w:cnfStyle w:val="100000000000" w:firstRow="1" w:lastRow="0" w:firstColumn="0" w:lastColumn="0" w:oddVBand="0" w:evenVBand="0" w:oddHBand="0" w:evenHBand="0" w:firstRowFirstColumn="0" w:firstRowLastColumn="0" w:lastRowFirstColumn="0" w:lastRowLastColumn="0"/>
+            </w:pPr>
+          </w:p>
+        </w:tc>
+      </w:tr>
+    </w:tbl>
+    <w:p>
+      <w:pPr>
+        <w:rPr>
+          <w:lang w:val="en-US"/>
+        </w:rPr>
+      </w:pPr>
+    </w:p>
+    <w:tbl>
+      <w:tblPr>
+        <w:tblStyle w:val="41"/>
+        <w:tblW w:w="0" w:type="auto"/>
+        <w:tblLook w:val="06A0" w:firstRow="1" w:lastRow="0" w:firstColumn="1" w:lastColumn="0" w:noHBand="1" w:noVBand="1"/>
+      </w:tblPr>
+      <w:tblGrid>
+        <w:gridCol w:w="4672"/>
+        <w:gridCol w:w="4673"/>
+      </w:tblGrid>
+      <w:tr>
+        <w:trPr>
+          <w:cnfStyle w:val="100000000000" w:firstRow="1" w:lastRow="0" w:firstColumn="0" w:lastColumn="0" w:oddVBand="0" w:evenVBand="0" w:oddHBand="0" w:evenHBand="0" w:firstRowFirstColumn="0" w:firstRowLastColumn="0" w:lastRowFirstColumn="0" w:lastRowLastColumn="0"/>
+          <w:tblHeader/>
+        </w:trPr>
+        <w:tc>
+          <w:tcPr>
+            <w:cnfStyle w:val="001000000000" w:firstRow="0" w:lastRow="0" w:firstColumn="1" w:lastColumn="0" w:oddVBand="0" w:evenVBand="0" w:oddHBand="0" w:evenHBand="0" w:firstRowFirstColumn="0" w:firstRowLastColumn="0" w:lastRowFirstColumn="0" w:lastRowLastColumn="0"/>
+            <w:tcW w:w="4672" w:type="dxa"/>
+          </w:tcPr>
+          <w:p>
+            <w:pPr>
+              <w:ind w:firstLine="0"/>
+              <w:jc w:val="right"/>
+              <w:rPr>
+                <w:lang w:val="en-US"/>
+              </w:rPr>
+            </w:pPr>
+            <w:r>
+              <w:rPr>
+                <w:lang w:val="en-US"/>
+              </w:rPr>
+              <w:lastRenderedPageBreak/>
+              <w:t>u(t) = F[x(t), g(t)]</w:t>
+            </w:r>
+          </w:p>
+        </w:tc>
+        <w:tc>
+          <w:tcPr>
+            <w:tcW w:w="4673" w:type="dxa"/>
+          </w:tcPr>
+          <w:p>
+            <w:pPr>
+              <w:ind w:firstLine="0"/>
+              <w:jc w:val="left"/>
+              <w:cnfStyle w:val="100000000000" w:firstRow="1" w:lastRow="0" w:firstColumn="0" w:lastColumn="0" w:oddVBand="0" w:evenVBand="0" w:oddHBand="0" w:evenHBand="0" w:firstRowFirstColumn="0" w:firstRowLastColumn="0" w:lastRowFirstColumn="0" w:lastRowLastColumn="0"/>
+              <w:rPr>
+                <w:b w:val="0"/>
+                <w:bCs w:val="0"/>
+              </w:rPr>
+            </w:pPr>
+            <w:r>
+              <w:rPr>
+                <w:b w:val="0"/>
+                <w:bCs w:val="0"/>
+              </w:rPr>
+              <w:t>- закон управления по задающему воздействию</w:t>
+            </w:r>
+          </w:p>
+        </w:tc>
+      </w:tr>
+      <w:tr>
+        <w:tc>
+          <w:tcPr>
+            <w:cnfStyle w:val="001000000000" w:firstRow="0" w:lastRow="0" w:firstColumn="1" w:lastColumn="0" w:oddVBand="0" w:evenVBand="0" w:oddHBand="0" w:evenHBand="0" w:firstRowFirstColumn="0" w:firstRowLastColumn="0" w:lastRowFirstColumn="0" w:lastRowLastColumn="0"/>
+            <w:tcW w:w="4672" w:type="dxa"/>
+          </w:tcPr>
+          <w:p>
+            <w:pPr>
+              <w:ind w:firstLine="0"/>
+              <w:jc w:val="right"/>
+              <w:rPr>
+                <w:lang w:val="en-US"/>
+              </w:rPr>
+            </w:pPr>
+            <w:r>
+              <w:rPr>
+                <w:lang w:val="en-US"/>
+              </w:rPr>
+              <w:t>u(t) = F[x(t), f(t)]</w:t>
+            </w:r>
+          </w:p>
+        </w:tc>
+        <w:tc>
+          <w:tcPr>
+            <w:tcW w:w="4673" w:type="dxa"/>
+          </w:tcPr>
+          <w:p>
+            <w:pPr>
+              <w:ind w:firstLine="0"/>
+              <w:jc w:val="left"/>
+              <w:cnfStyle w:val="000000000000" w:firstRow="0" w:lastRow="0" w:firstColumn="0" w:lastColumn="0" w:oddVBand="0" w:evenVBand="0" w:oddHBand="0" w:evenHBand="0" w:firstRowFirstColumn="0" w:firstRowLastColumn="0" w:lastRowFirstColumn="0" w:lastRowLastColumn="0"/>
+            </w:pPr>
+            <w:r>
+              <w:t>- закон управления по возмущающему воздействию</w:t>
+            </w:r>
+          </w:p>
+        </w:tc>
+      </w:tr>
+    </w:tbl>
+    <w:p/>
+    <w:p>
+      <w:r>
+        <w:t>Компенсирующие цепи представляют собой дифференцирующие устройства и служат для прогнозирования возможных ошибок и работает с предвидением.</w:t>
+      </w:r>
+    </w:p>
+    <w:p>
+      <w:r>
+        <w:t>Подобные системы очень часто используются в радиоэлектронике.</w:t>
+      </w:r>
+    </w:p>
+    <w:p/>
+    <w:p>
+      <w:r>
+        <w:rPr>
+          <w:b/>
+          <w:bCs/>
+        </w:rPr>
+        <w:t>Принцип адаптации</w:t>
+      </w:r>
+      <w:r>
+        <w:t xml:space="preserve"> заключается в том, что системы реализующие этот принцип, в процессе работы приспосабливаются, адаптируются к изменяющимся внешним условиям.</w:t>
+      </w:r>
+    </w:p>
+    <w:p>
+      <w:r>
+        <w:t>Адаптивные</w:t>
+      </w:r>
+      <w:r>
+        <w:t xml:space="preserve"> системы разделяются на:</w:t>
+      </w:r>
+    </w:p>
+    <w:p>
+      <w:pPr>
+        <w:pStyle w:val="1"/>
+      </w:pPr>
+      <w:r>
+        <w:t>Экстремальные</w:t>
+      </w:r>
+    </w:p>
+    <w:p>
+      <w:pPr>
+        <w:pStyle w:val="1"/>
+      </w:pPr>
+      <w:r>
+        <w:t>С</w:t>
+      </w:r>
+      <w:r>
+        <w:t>амонастраивающиеся</w:t>
+      </w:r>
+    </w:p>
+    <w:p>
+      <w:pPr>
+        <w:pStyle w:val="1"/>
+      </w:pPr>
+      <w:r>
+        <w:t>Самоорганизующиеся</w:t>
+      </w:r>
+    </w:p>
+    <w:p/>
+    <w:p>
+      <w:r>
+        <w:rPr>
+          <w:b/>
+          <w:bCs/>
+        </w:rPr>
+        <w:t>Экстремальные системы</w:t>
+      </w:r>
+      <w:r>
+        <w:t xml:space="preserve"> – это системы которые сами ищут оптимальное значение управляемой величины, которое нужно выдерживать в данный момент времени. При этом не рассматривается закон управления, а осуществляется автоматическая установка задающего воздействия при котором управляемая величина оптимальная при изменяющихся внешних условиях.</w:t>
+      </w:r>
+    </w:p>
+    <w:p/>
+    <w:p>
+      <w:pPr>
+        <w:pStyle w:val="3"/>
+        <w:jc w:val="center"/>
+      </w:pPr>
+      <w:r>
+        <w:lastRenderedPageBreak/>
+        <w:t>Функциональная схема экстремальной системы</w:t>
+      </w:r>
+    </w:p>
+    <w:p>
+      <w:pPr>
+        <w:ind w:firstLine="0"/>
+        <w:jc w:val="center"/>
+      </w:pPr>
+      <w:r>
+        <w:rPr>
+          <w:noProof/>
+          <w14:ligatures w14:val="standardContextual"/>
+        </w:rPr>
+        <mc:AlternateContent>
+          <mc:Choice Requires="wpc">
+            <w:drawing>
+              <wp:inline distT="0" distB="0" distL="0" distR="0" wp14:anchorId="715109BE" wp14:editId="4CEFA2CD">
+                <wp:extent cx="4514850" cy="1377315"/>
+                <wp:effectExtent l="0" t="0" r="0" b="0"/>
+                <wp:docPr id="69338656" name="Полотно 1"/>
+                <wp:cNvGraphicFramePr>
+                  <a:graphicFrameLocks xmlns:a="http://schemas.openxmlformats.org/drawingml/2006/main" noChangeAspect="1"/>
+                </wp:cNvGraphicFramePr>
+                <a:graphic xmlns:a="http://schemas.openxmlformats.org/drawingml/2006/main">
+                  <a:graphicData uri="http://schemas.microsoft.com/office/word/2010/wordprocessingCanvas">
+                    <wpc:wpc>
+                      <wpc:bg>
+                        <a:solidFill>
+                          <a:schemeClr val="accent2"/>
+                        </a:solidFill>
+                      </wpc:bg>
+                      <wpc:whole/>
+                    </wpc:wpc>
+                  </a:graphicData>
+                </a:graphic>
+              </wp:inline>
+            </w:drawing>
+          </mc:Choice>
+          <mc:Fallback>
+            <w:pict>
+              <v:group w14:anchorId="4B6B468D" id="Полотно 1" o:spid="_x0000_s1026" editas="canvas" style="width:355.5pt;height:108.45pt;mso-position-horizontal-relative:char;mso-position-vertical-relative:line" coordsize="45148,13773" o:gfxdata="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">
+                <v:shape id="_x0000_s1027" type="#_x0000_t75" style="position:absolute;width:45148;height:13773;visibility:visible;mso-wrap-style:square" filled="t" fillcolor="#ed7d31 [3205]">
+                  <v:fill o:detectmouseclick="t"/>
+                  <v:path o:connecttype="none"/>
+                </v:shape>
+                <w10:anchorlock/>
+              </v:group>
+            </w:pict>
+          </mc:Fallback>
+        </mc:AlternateContent>
+      </w:r>
+    </w:p>
+    <w:p>
+      <w:r>
+        <w:rPr>
+          <w:b/>
+          <w:bCs/>
+        </w:rPr>
+        <w:t>УАПЭ</w:t>
+      </w:r>
+      <w:r>
+        <w:t xml:space="preserve"> – устройство автоматического поиска экстремума.</w:t>
+      </w:r>
+    </w:p>
+    <w:p/>
+    <w:p>
+      <w:r>
+        <w:rPr>
+          <w:b/>
+          <w:bCs/>
+        </w:rPr>
+        <w:t>Устройство автоматического поиска экстремума</w:t>
+      </w:r>
+      <w:r>
+        <w:t xml:space="preserve"> – анализирует параметр</w:t>
+      </w:r>
+      <w:r>
+        <w:t xml:space="preserve"> объекта управления.</w:t>
+      </w:r>
+    </w:p>
+    <w:p/>
+    <w:p>
+      <w:r>
+        <w:t>Примеры: АСУТП, современные системы круиз контроля.</w:t>
+      </w:r>
+    </w:p>
+    <w:p/>
+    <w:p>
+      <w:r>
+        <w:rPr>
+          <w:b/>
+          <w:bCs/>
+        </w:rPr>
+        <w:t>Самонастраивающиеся системы с самонастройкой параметров</w:t>
+      </w:r>
+      <w:r>
+        <w:t>, в данных системах изменяются параметры регулятора с целью повышения её эффективности.</w:t>
+      </w:r>
+    </w:p>
+    <w:p/>
+    <w:p>
+      <w:pPr>
+        <w:pStyle w:val="3"/>
+        <w:jc w:val="center"/>
+      </w:pPr>
+      <w:r>
+        <w:t xml:space="preserve">Функциональная схема </w:t>
+      </w:r>
+      <w:r>
+        <w:t>самонастраивающейся</w:t>
+      </w:r>
+      <w:r>
+        <w:t xml:space="preserve"> системы</w:t>
+      </w:r>
+    </w:p>
+    <w:p>
+      <w:pPr>
+        <w:ind w:firstLine="0"/>
+        <w:jc w:val="center"/>
+      </w:pPr>
+      <w:r>
+        <w:rPr>
+          <w:noProof/>
+          <w14:ligatures w14:val="standardContextual"/>
+        </w:rPr>
+        <mc:AlternateContent>
+          <mc:Choice Requires="wpc">
+            <w:drawing>
+              <wp:inline distT="0" distB="0" distL="0" distR="0" wp14:anchorId="62FA9D26" wp14:editId="436BA474">
+                <wp:extent cx="4514850" cy="1377315"/>
+                <wp:effectExtent l="0" t="0" r="0" b="0"/>
+                <wp:docPr id="428856409" name="Полотно 1"/>
+                <wp:cNvGraphicFramePr>
+                  <a:graphicFrameLocks xmlns:a="http://schemas.openxmlformats.org/drawingml/2006/main" noChangeAspect="1"/>
+                </wp:cNvGraphicFramePr>
+                <a:graphic xmlns:a="http://schemas.openxmlformats.org/drawingml/2006/main">
+                  <a:graphicData uri="http://schemas.microsoft.com/office/word/2010/wordprocessingCanvas">
+                    <wpc:wpc>
+                      <wpc:bg>
+                        <a:solidFill>
+                          <a:schemeClr val="accent2"/>
+                        </a:solidFill>
+                      </wpc:bg>
+                      <wpc:whole/>
+                    </wpc:wpc>
+                  </a:graphicData>
+                </a:graphic>
+              </wp:inline>
+            </w:drawing>
+          </mc:Choice>
+          <mc:Fallback>
+            <w:pict>
+              <v:group w14:anchorId="11DBB477" id="Полотно 1" o:spid="_x0000_s1026" editas="canvas" style="width:355.5pt;height:108.45pt;mso-position-horizontal-relative:char;mso-position-vertical-relative:line" coordsize="45148,13773" o:gfxdata="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">
+                <v:shape id="_x0000_s1027" type="#_x0000_t75" style="position:absolute;width:45148;height:13773;visibility:visible;mso-wrap-style:square" filled="t" fillcolor="#ed7d31 [3205]">
+                  <v:fill o:detectmouseclick="t"/>
+                  <v:path o:connecttype="none"/>
+                </v:shape>
+                <w10:anchorlock/>
+              </v:group>
+            </w:pict>
+          </mc:Fallback>
+        </mc:AlternateContent>
+      </w:r>
+    </w:p>
+    <w:p>
+      <w:r>
+        <w:rPr>
+          <w:b/>
+          <w:bCs/>
+        </w:rPr>
+        <w:t>А</w:t>
+      </w:r>
+      <w:r>
+        <w:t xml:space="preserve"> – анализатор.</w:t>
+      </w:r>
+    </w:p>
+    <w:p>
+      <w:r>
+        <w:rPr>
+          <w:b/>
+          <w:bCs/>
+        </w:rPr>
+        <w:t>КН</w:t>
+      </w:r>
+      <w:r>
+        <w:t xml:space="preserve"> – контур настройки регулятора.</w:t>
+      </w:r>
+    </w:p>
+    <w:p/>
+    <w:p>
+      <w:r>
+        <w:rPr>
+          <w:b/>
+          <w:bCs/>
+        </w:rPr>
+        <w:t>Анализатор</w:t>
+      </w:r>
+      <w:r>
+        <w:t xml:space="preserve"> – анализирует задающее и возмещающее воздействие.</w:t>
+      </w:r>
+    </w:p>
+    <w:p>
+      <w:r>
+        <w:rPr>
+          <w:b/>
+          <w:bCs/>
+        </w:rPr>
+        <w:t>Контур настройки регулятора</w:t>
+      </w:r>
+      <w:r>
+        <w:t xml:space="preserve"> – нужен для настройки параметра регулятора в соответствии с заданными критериями.</w:t>
+      </w:r>
+    </w:p>
+    <w:p/>
+    <w:p>
+      <w:r>
+        <w:rPr>
+          <w:b/>
+          <w:bCs/>
+        </w:rPr>
+        <w:lastRenderedPageBreak/>
+        <w:t>Самоорганизующиеся системы</w:t>
+      </w:r>
+      <w:r>
+        <w:t xml:space="preserve"> – это системы, которые достигают высокого качества функционирования путём изменения структуры регулятора не заданным заранее образом.</w:t>
+      </w:r>
+    </w:p>
+    <w:p/>
+    <w:p>
+      <w:pPr>
+        <w:pStyle w:val="2"/>
+        <w:numPr>
+          <w:ilvl w:val="0"/>
+          <w:numId w:val="5"/>
+        </w:numPr>
+      </w:pPr>
+      <w:r>
+        <w:t>Классификация систем управления</w:t>
+      </w:r>
+    </w:p>
+    <w:p/>
+    <w:p>
+      <w:pPr>
+        <w:pStyle w:val="a"/>
+        <w:numPr>
+          <w:ilvl w:val="0"/>
+          <w:numId w:val="9"/>
+        </w:numPr>
+      </w:pPr>
+      <w:r>
+        <w:t>По принципу действия:</w:t>
+      </w:r>
+    </w:p>
+    <w:p>
+      <w:pPr>
+        <w:pStyle w:val="1"/>
+      </w:pPr>
+      <w:r>
+        <w:t>Разомкнутые</w:t>
+      </w:r>
+    </w:p>
+    <w:p>
+      <w:pPr>
+        <w:pStyle w:val="1"/>
+      </w:pPr>
+      <w:r>
+        <w:t>Замкнутые</w:t>
+      </w:r>
+    </w:p>
+    <w:p>
+      <w:pPr>
+        <w:pStyle w:val="1"/>
+      </w:pPr>
+      <w:r>
+        <w:t>Комбинированные</w:t>
+      </w:r>
+    </w:p>
+    <w:p>
+      <w:pPr>
+        <w:pStyle w:val="1"/>
+      </w:pPr>
+      <w:r>
+        <w:t>Адаптивные</w:t>
+      </w:r>
+    </w:p>
+    <w:p>
+      <w:pPr>
+        <w:pStyle w:val="a"/>
+        <w:numPr>
+          <w:ilvl w:val="0"/>
+          <w:numId w:val="9"/>
+        </w:numPr>
+      </w:pPr>
+      <w:r>
+        <w:t>По виду задающего воздействия:</w:t>
+      </w:r>
+    </w:p>
+    <w:p>
+      <w:pPr>
+        <w:pStyle w:val="1"/>
+      </w:pPr>
+      <w:r>
+        <w:t xml:space="preserve">Системы стабилизации, если </w:t>
+      </w:r>
+      <w:r>
+        <w:rPr>
+          <w:lang w:val="en-US"/>
+        </w:rPr>
+        <w:t>g</w:t>
+      </w:r>
+      <w:r>
+        <w:t>(</w:t>
+      </w:r>
+      <w:r>
+        <w:rPr>
+          <w:lang w:val="en-US"/>
+        </w:rPr>
+        <w:t>t</w:t>
+      </w:r>
+      <w:r>
+        <w:t>) -</w:t>
+      </w:r>
+      <w:r>
+        <w:t xml:space="preserve"> </w:t>
+      </w:r>
+      <w:r>
+        <w:rPr>
+          <w:lang w:val="en-US"/>
+        </w:rPr>
+        <w:t>const</w:t>
+      </w:r>
+    </w:p>
+    <w:p>
+      <w:pPr>
+        <w:pStyle w:val="1"/>
+      </w:pPr>
+      <w:r>
+        <w:t xml:space="preserve">Системы программного управления, если </w:t>
+      </w:r>
+      <w:r>
+        <w:rPr>
+          <w:lang w:val="en-US"/>
+        </w:rPr>
+        <w:t>g</w:t>
+      </w:r>
+      <w:r>
+        <w:t>(</w:t>
+      </w:r>
+      <w:r>
+        <w:rPr>
+          <w:lang w:val="en-US"/>
+        </w:rPr>
+        <w:t>t</w:t>
+      </w:r>
+      <w:r>
+        <w:t>)</w:t>
+      </w:r>
+      <w:r>
+        <w:t xml:space="preserve"> – наперёд заданная функция времени</w:t>
+      </w:r>
+    </w:p>
+    <w:p>
+      <w:pPr>
+        <w:pStyle w:val="1"/>
+      </w:pPr>
+      <w:r>
+        <w:t xml:space="preserve">Следующие системы, если </w:t>
+      </w:r>
+      <w:r>
+        <w:rPr>
+          <w:lang w:val="en-US"/>
+        </w:rPr>
+        <w:t>g</w:t>
+      </w:r>
+      <w:r>
+        <w:t>(</w:t>
+      </w:r>
+      <w:r>
+        <w:rPr>
+          <w:lang w:val="en-US"/>
+        </w:rPr>
+        <w:t>t</w:t>
+      </w:r>
+      <w:r>
+        <w:t xml:space="preserve">) </w:t>
+      </w:r>
+      <w:r>
+        <w:t>–</w:t>
+      </w:r>
+      <w:r>
+        <w:t xml:space="preserve"> </w:t>
+      </w:r>
+      <w:r>
+        <w:t>случайная величина</w:t>
+      </w:r>
+    </w:p>
+    <w:p>
+      <w:pPr>
+        <w:pStyle w:val="a"/>
+        <w:numPr>
+          <w:ilvl w:val="0"/>
+          <w:numId w:val="9"/>
+        </w:numPr>
+      </w:pPr>
+      <w:r>
+        <w:t>По математическому описанию:</w:t>
+      </w:r>
+    </w:p>
+    <w:p>
+      <w:pPr>
+        <w:pStyle w:val="1"/>
+      </w:pPr>
+      <w:r>
+        <w:t>Линейные системы</w:t>
+      </w:r>
+    </w:p>
+    <w:p>
+      <w:pPr>
+        <w:pStyle w:val="1"/>
+      </w:pPr>
+      <w:r>
+        <w:t>Нелинейные системы</w:t>
+      </w:r>
+    </w:p>
+    <w:p>
+      <w:pPr>
+        <w:pStyle w:val="a"/>
+        <w:numPr>
+          <w:ilvl w:val="0"/>
+          <w:numId w:val="9"/>
+        </w:numPr>
+      </w:pPr>
+      <w:r>
+        <w:t>По характеру передачи сигналов:</w:t>
+      </w:r>
+    </w:p>
+    <w:p>
+      <w:pPr>
+        <w:pStyle w:val="1"/>
+      </w:pPr>
+      <w:r>
+        <w:t>Непрерывные системы</w:t>
+      </w:r>
+    </w:p>
+    <w:p>
+      <w:pPr>
+        <w:pStyle w:val="1"/>
+      </w:pPr>
+      <w:r>
+        <w:t>Дискретные системы</w:t>
+      </w:r>
+    </w:p>
+    <w:p>
+      <w:pPr>
+        <w:pStyle w:val="a"/>
+        <w:numPr>
+          <w:ilvl w:val="0"/>
+          <w:numId w:val="9"/>
+        </w:numPr>
+      </w:pPr>
+      <w:r>
+        <w:t>По реакции системы на входное воздействие:</w:t>
+      </w:r>
+    </w:p>
+    <w:p>
+      <w:pPr>
+        <w:pStyle w:val="1"/>
+      </w:pPr>
+      <w:r>
+        <w:t>Детерминированные</w:t>
+      </w:r>
+    </w:p>
+    <w:p>
+      <w:pPr>
+        <w:pStyle w:val="1"/>
+      </w:pPr>
+      <w:r>
+        <w:t>Стохастические</w:t>
+      </w:r>
+    </w:p>
+    <w:p>
+      <w:pPr>
+        <w:pStyle w:val="1"/>
+      </w:pPr>
+      <w:r>
+        <w:t>Стационарные</w:t>
+      </w:r>
+    </w:p>
+    <w:p>
+      <w:pPr>
+        <w:pStyle w:val="1"/>
+      </w:pPr>
+      <w:r>
+        <w:t>Нестационарные</w:t>
+      </w:r>
+    </w:p>
+    <w:p>
+      <w:pPr>
+        <w:pStyle w:val="a"/>
+        <w:numPr>
+          <w:ilvl w:val="0"/>
+          <w:numId w:val="9"/>
+        </w:numPr>
+      </w:pPr>
+      <w:r>
+        <w:t>По виду используемой энергии:</w:t>
+      </w:r>
+    </w:p>
+    <w:p>
+      <w:pPr>
+        <w:pStyle w:val="1"/>
+      </w:pPr>
+      <w:r>
+        <w:t>Электрические</w:t>
+      </w:r>
+    </w:p>
+    <w:p>
+      <w:pPr>
+        <w:pStyle w:val="1"/>
+      </w:pPr>
+      <w:r>
+        <w:lastRenderedPageBreak/>
+        <w:t>Пневматические</w:t>
+      </w:r>
+    </w:p>
+    <w:p>
+      <w:pPr>
+        <w:pStyle w:val="1"/>
+      </w:pPr>
+      <w:r>
+        <w:t>Гидравлические</w:t>
+      </w:r>
+    </w:p>
+    <w:p>
+      <w:pPr>
+        <w:pStyle w:val="1"/>
+      </w:pPr>
+      <w:r>
+        <w:t>Электропневматические</w:t>
+      </w:r>
+    </w:p>
+    <w:p>
+      <w:pPr>
+        <w:pStyle w:val="a"/>
+        <w:numPr>
+          <w:ilvl w:val="0"/>
+          <w:numId w:val="9"/>
+        </w:numPr>
+      </w:pPr>
+      <w:r>
+        <w:t>По числу управляемых величин:</w:t>
+      </w:r>
+    </w:p>
+    <w:p>
+      <w:pPr>
+        <w:pStyle w:val="1"/>
+      </w:pPr>
+      <w:r>
+        <w:t>Одномерные</w:t>
+      </w:r>
+    </w:p>
+    <w:p>
+      <w:pPr>
+        <w:pStyle w:val="1"/>
+      </w:pPr>
+      <w:r>
+        <w:t>Многомерные</w:t>
+      </w:r>
+    </w:p>
+    <w:p>
+      <w:pPr>
+        <w:pStyle w:val="1"/>
+        <w:numPr>
+          <w:ilvl w:val="0"/>
+          <w:numId w:val="0"/>
+        </w:numPr>
+        <w:ind w:firstLine="709"/>
+      </w:pPr>
+    </w:p>
+    <w:p>
+      <w:pPr>
+        <w:pStyle w:val="2"/>
+        <w:numPr>
+          <w:ilvl w:val="0"/>
+          <w:numId w:val="5"/>
+        </w:numPr>
+      </w:pPr>
+      <w:r>
+        <w:t>Структура и основные элементы систем автоматического управления</w:t>
+      </w:r>
+    </w:p>
+    <w:p/>
+    <w:p>
+      <w:pPr>
+        <w:pStyle w:val="3"/>
+        <w:jc w:val="center"/>
+      </w:pPr>
+      <w:r>
+        <w:t xml:space="preserve">Функциональная схема </w:t>
+      </w:r>
+      <w:r>
+        <w:t>…</w:t>
+      </w:r>
+      <w:r>
+        <w:t xml:space="preserve"> системы</w:t>
+      </w:r>
+      <w:r>
+        <w:t xml:space="preserve"> автоматического управления</w:t>
+      </w:r>
+    </w:p>
+    <w:p>
+      <w:pPr>
+        <w:ind w:firstLine="0"/>
+        <w:jc w:val="center"/>
+      </w:pPr>
+      <w:r>
+        <w:rPr>
+          <w:noProof/>
+          <w14:ligatures w14:val="standardContextual"/>
+        </w:rPr>
+        <mc:AlternateContent>
+          <mc:Choice Requires="wpc">
+            <w:drawing>
+              <wp:inline distT="0" distB="0" distL="0" distR="0" wp14:anchorId="33E25E25" wp14:editId="0E427BD9">
+                <wp:extent cx="4514850" cy="1377315"/>
+                <wp:effectExtent l="0" t="0" r="0" b="0"/>
+                <wp:docPr id="716724626" name="Полотно 1"/>
+                <wp:cNvGraphicFramePr>
+                  <a:graphicFrameLocks xmlns:a="http://schemas.openxmlformats.org/drawingml/2006/main" noChangeAspect="1"/>
+                </wp:cNvGraphicFramePr>
+                <a:graphic xmlns:a="http://schemas.openxmlformats.org/drawingml/2006/main">
+                  <a:graphicData uri="http://schemas.microsoft.com/office/word/2010/wordprocessingCanvas">
+                    <wpc:wpc>
+                      <wpc:bg>
+                        <a:solidFill>
+                          <a:schemeClr val="accent2"/>
+                        </a:solidFill>
+                      </wpc:bg>
+                      <wpc:whole/>
+                    </wpc:wpc>
+                  </a:graphicData>
+                </a:graphic>
+              </wp:inline>
+            </w:drawing>
+          </mc:Choice>
+          <mc:Fallback>
+            <w:pict>
+              <v:group w14:anchorId="1A067D56" id="Полотно 1" o:spid="_x0000_s1026" editas="canvas" style="width:355.5pt;height:108.45pt;mso-position-horizontal-relative:char;mso-position-vertical-relative:line" coordsize="45148,13773" o:gfxdata="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">
+                <v:shape id="_x0000_s1027" type="#_x0000_t75" style="position:absolute;width:45148;height:13773;visibility:visible;mso-wrap-style:square" filled="t" fillcolor="#ed7d31 [3205]">
+                  <v:fill o:detectmouseclick="t"/>
+                  <v:path o:connecttype="none"/>
+                </v:shape>
+                <w10:anchorlock/>
+              </v:group>
+            </w:pict>
+          </mc:Fallback>
+        </mc:AlternateContent>
+      </w:r>
+    </w:p>
+    <w:p>
+      <w:r>
+        <w:rPr>
+          <w:b/>
+          <w:bCs/>
+        </w:rPr>
+        <w:t>РО</w:t>
+      </w:r>
+      <w:r>
+        <w:t xml:space="preserve"> </w:t>
+      </w:r>
+      <w:r>
+        <w:t>–</w:t>
+      </w:r>
+      <w:r>
+        <w:t xml:space="preserve"> </w:t>
+      </w:r>
+      <w:r>
+        <w:t>регулирующий орган.</w:t>
+      </w:r>
+    </w:p>
+    <w:p>
+      <w:r>
+        <w:rPr>
+          <w:b/>
+          <w:bCs/>
+        </w:rPr>
+        <w:t>ИМ</w:t>
+      </w:r>
+      <w:r>
+        <w:t xml:space="preserve"> – исполнительны</w:t>
+      </w:r>
+      <w:r>
+        <w:t>й</w:t>
+      </w:r>
+      <w:r>
+        <w:t xml:space="preserve"> механизм.</w:t>
+      </w:r>
+    </w:p>
+    <w:p>
+      <w:r>
+        <w:rPr>
+          <w:b/>
+          <w:bCs/>
+        </w:rPr>
+        <w:t>УМ</w:t>
+      </w:r>
+      <w:r>
+        <w:t xml:space="preserve"> – усилитель мощности.</w:t>
+      </w:r>
+    </w:p>
+    <w:p>
+      <w:r>
+        <w:rPr>
+          <w:b/>
+          <w:bCs/>
+        </w:rPr>
+        <w:t>АУ</w:t>
+      </w:r>
+      <w:r>
+        <w:t xml:space="preserve"> – амплитудный усилитель.</w:t>
+      </w:r>
+    </w:p>
+    <w:p>
+      <w:r>
+        <w:rPr>
+          <w:b/>
+          <w:bCs/>
+        </w:rPr>
+        <w:t>КУ</w:t>
+      </w:r>
+      <w:r>
+        <w:t xml:space="preserve"> – корректирующее устройство.</w:t>
+      </w:r>
+    </w:p>
+    <w:p>
+      <w:r>
+        <w:rPr>
+          <w:b/>
+          <w:bCs/>
+        </w:rPr>
+        <w:t>ГОС</w:t>
+      </w:r>
+      <w:r>
+        <w:t xml:space="preserve"> – главная обратная связь.</w:t>
+      </w:r>
+    </w:p>
+    <w:p>
+      <w:r>
+        <w:rPr>
+          <w:b/>
+          <w:bCs/>
+        </w:rPr>
+        <w:t>МОС</w:t>
+      </w:r>
+      <w:r>
+        <w:t xml:space="preserve"> – местная обратная связь.</w:t>
+      </w:r>
+    </w:p>
+    <w:p/>
+    <w:p>
+      <w:r>
+        <w:rPr>
+          <w:b/>
+          <w:bCs/>
+        </w:rPr>
+        <w:t>Регулирующий орган</w:t>
+      </w:r>
+      <w:r>
+        <w:t xml:space="preserve"> – это техническое устройство воздействующее на объект управления и изменяющее управляемую величину.</w:t>
+      </w:r>
+    </w:p>
+    <w:p>
+      <w:r>
+        <w:rPr>
+          <w:b/>
+          <w:bCs/>
+        </w:rPr>
+        <w:t>Исполнительный механизм</w:t>
+      </w:r>
+      <w:r>
+        <w:t xml:space="preserve"> – электродвигатель, привод и т.п.</w:t>
+      </w:r>
+    </w:p>
+    <w:p>
+      <w:r>
+        <w:rPr>
+          <w:b/>
+          <w:bCs/>
+        </w:rPr>
+        <w:t>Амплитудный усилитель</w:t>
+      </w:r>
+      <w:r>
+        <w:t xml:space="preserve"> – повышает чувствительность системы.</w:t>
+      </w:r>
+    </w:p>
+    <w:p>
+      <w:r>
+        <w:rPr>
+          <w:b/>
+          <w:bCs/>
+        </w:rPr>
+        <w:lastRenderedPageBreak/>
+        <w:t>Корректирующее устройство</w:t>
+      </w:r>
+      <w:r>
+        <w:t xml:space="preserve"> – формирует требуемый закон управления.</w:t>
+      </w:r>
+    </w:p>
+    <w:p/>
+    <w:p>
+      <w:pPr>
+        <w:pStyle w:val="3"/>
+        <w:jc w:val="center"/>
+      </w:pPr>
+      <w:r>
+        <w:t>Упрощённая функциональная схема системы управления</w:t>
+      </w:r>
+    </w:p>
+    <w:p>
+      <w:pPr>
+        <w:ind w:firstLine="0"/>
+        <w:jc w:val="center"/>
+      </w:pPr>
+      <w:r>
+        <w:rPr>
+          <w:noProof/>
+          <w14:ligatures w14:val="standardContextual"/>
+        </w:rPr>
+        <mc:AlternateContent>
+          <mc:Choice Requires="wpc">
+            <w:drawing>
+              <wp:inline distT="0" distB="0" distL="0" distR="0" wp14:anchorId="7C4A8085" wp14:editId="51317962">
+                <wp:extent cx="4514850" cy="1377315"/>
+                <wp:effectExtent l="0" t="0" r="0" b="0"/>
+                <wp:docPr id="752941718" name="Полотно 1"/>
+                <wp:cNvGraphicFramePr>
+                  <a:graphicFrameLocks xmlns:a="http://schemas.openxmlformats.org/drawingml/2006/main" noChangeAspect="1"/>
+                </wp:cNvGraphicFramePr>
+                <a:graphic xmlns:a="http://schemas.openxmlformats.org/drawingml/2006/main">
+                  <a:graphicData uri="http://schemas.microsoft.com/office/word/2010/wordprocessingCanvas">
+                    <wpc:wpc>
+                      <wpc:bg>
+                        <a:solidFill>
+                          <a:schemeClr val="accent2"/>
+                        </a:solidFill>
+                      </wpc:bg>
+                      <wpc:whole/>
+                    </wpc:wpc>
+                  </a:graphicData>
+                </a:graphic>
+              </wp:inline>
+            </w:drawing>
+          </mc:Choice>
+          <mc:Fallback>
+            <w:pict>
+              <v:group w14:anchorId="7338D3EF" id="Полотно 1" o:spid="_x0000_s1026" editas="canvas" style="width:355.5pt;height:108.45pt;mso-position-horizontal-relative:char;mso-position-vertical-relative:line" coordsize="45148,13773" o:gfxdata="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">
+                <v:shape id="_x0000_s1027" type="#_x0000_t75" style="position:absolute;width:45148;height:13773;visibility:visible;mso-wrap-style:square" filled="t" fillcolor="#ed7d31 [3205]">
+                  <v:fill o:detectmouseclick="t"/>
+                  <v:path o:connecttype="none"/>
+                </v:shape>
+                <w10:anchorlock/>
+              </v:group>
+            </w:pict>
+          </mc:Fallback>
+        </mc:AlternateContent>
+      </w:r>
+    </w:p>
+    <w:p>
+      <w:r>
+        <w:rPr>
+          <w:b/>
+          <w:bCs/>
+        </w:rPr>
+        <w:t>ДР</w:t>
+      </w:r>
+      <w:r>
+        <w:t xml:space="preserve"> – датчик рассогласования.</w:t>
+      </w:r>
+    </w:p>
+    <w:p/>
+    <w:p>
+      <w:pPr>
+        <w:pStyle w:val="3"/>
+        <w:jc w:val="center"/>
+      </w:pPr>
+      <w:r>
+        <w:t>Кибернетическая система управления</w:t>
+      </w:r>
+    </w:p>
+    <w:p>
+      <w:pPr>
+        <w:ind w:firstLine="0"/>
+        <w:jc w:val="center"/>
+      </w:pPr>
+      <w:r>
+        <w:rPr>
+          <w:noProof/>
+          <w14:ligatures w14:val="standardContextual"/>
+        </w:rPr>
+        <mc:AlternateContent>
+          <mc:Choice Requires="wpc">
+            <w:drawing>
+              <wp:inline distT="0" distB="0" distL="0" distR="0" wp14:anchorId="2281B573" wp14:editId="651AC23C">
+                <wp:extent cx="4514850" cy="1377315"/>
+                <wp:effectExtent l="0" t="0" r="0" b="0"/>
+                <wp:docPr id="1323902400" name="Полотно 1"/>
+                <wp:cNvGraphicFramePr>
+                  <a:graphicFrameLocks xmlns:a="http://schemas.openxmlformats.org/drawingml/2006/main" noChangeAspect="1"/>
+                </wp:cNvGraphicFramePr>
+                <a:graphic xmlns:a="http://schemas.openxmlformats.org/drawingml/2006/main">
+                  <a:graphicData uri="http://schemas.microsoft.com/office/word/2010/wordprocessingCanvas">
+                    <wpc:wpc>
+                      <wpc:bg>
+                        <a:solidFill>
+                          <a:schemeClr val="accent2"/>
+                        </a:solidFill>
+                      </wpc:bg>
+                      <wpc:whole/>
+                    </wpc:wpc>
+                  </a:graphicData>
+                </a:graphic>
+              </wp:inline>
+            </w:drawing>
+          </mc:Choice>
+          <mc:Fallback>
+            <w:pict>
+              <v:group w14:anchorId="1154E637" id="Полотно 1" o:spid="_x0000_s1026" editas="canvas" style="width:355.5pt;height:108.45pt;mso-position-horizontal-relative:char;mso-position-vertical-relative:line" coordsize="45148,13773" o:gfxdata="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">
+                <v:shape id="_x0000_s1027" type="#_x0000_t75" style="position:absolute;width:45148;height:13773;visibility:visible;mso-wrap-style:square" filled="t" fillcolor="#ed7d31 [3205]">
+                  <v:fill o:detectmouseclick="t"/>
+                  <v:path o:connecttype="none"/>
+                </v:shape>
+                <w10:anchorlock/>
+              </v:group>
+            </w:pict>
+          </mc:Fallback>
+        </mc:AlternateContent>
+      </w:r>
+    </w:p>
+    <w:p/>
+    <w:p>
+      <w:r>
+        <w:t>При таком представлении система задаётся оператором А, устанавливается связь между входом и выходом.</w:t>
+      </w:r>
+    </w:p>
+    <w:tbl>
+      <w:tblPr>
+        <w:tblStyle w:val="41"/>
+        <w:tblW w:w="0" w:type="pct"/>
+        <w:tblLook w:val="04A0" w:firstRow="1" w:lastRow="0" w:firstColumn="1" w:lastColumn="0" w:noHBand="0" w:noVBand="1"/>
+      </w:tblPr>
+      <w:tblGrid>
+        <w:gridCol w:w="3115"/>
+        <w:gridCol w:w="3115"/>
+        <w:gridCol w:w="3115"/>
+      </w:tblGrid>
+      <w:tr>
+        <w:trPr>
+          <w:cnfStyle w:val="100000000000" w:firstRow="1" w:lastRow="0" w:firstColumn="0" w:lastColumn="0" w:oddVBand="0" w:evenVBand="0" w:oddHBand="0" w:evenHBand="0" w:firstRowFirstColumn="0" w:firstRowLastColumn="0" w:lastRowFirstColumn="0" w:lastRowLastColumn="0"/>
+        </w:trPr>
+        <w:tc>
+          <w:tcPr>
+            <w:cnfStyle w:val="001000000000" w:firstRow="0" w:lastRow="0" w:firstColumn="1" w:lastColumn="0" w:oddVBand="0" w:evenVBand="0" w:oddHBand="0" w:evenHBand="0" w:firstRowFirstColumn="0" w:firstRowLastColumn="0" w:lastRowFirstColumn="0" w:lastRowLastColumn="0"/>
+            <w:tcW w:w="3115" w:type="dxa"/>
+            <w:vAlign w:val="center"/>
+          </w:tcPr>
+          <w:p>
+            <w:pPr>
+              <w:ind w:firstLine="0"/>
+              <w:jc w:val="center"/>
+            </w:pPr>
+          </w:p>
+        </w:tc>
+        <w:tc>
+          <w:tcPr>
+            <w:tcW w:w="3115" w:type="dxa"/>
+            <w:vAlign w:val="center"/>
+          </w:tcPr>
+          <w:p>
+            <w:pPr>
+              <w:ind w:firstLine="0"/>
+              <w:jc w:val="center"/>
+              <w:cnfStyle w:val="100000000000" w:firstRow="1" w:lastRow="0" w:firstColumn="0" w:lastColumn="0" w:oddVBand="0" w:evenVBand="0" w:oddHBand="0" w:evenHBand="0" w:firstRowFirstColumn="0" w:firstRowLastColumn="0" w:lastRowFirstColumn="0" w:lastRowLastColumn="0"/>
+              <w:rPr>
+                <w:lang w:val="en-US"/>
+              </w:rPr>
+            </w:pPr>
+            <w:r>
+              <w:rPr>
+                <w:lang w:val="en-US"/>
+              </w:rPr>
+              <w:t>y(t) = A{g(t)}</w:t>
+            </w:r>
+          </w:p>
+        </w:tc>
+        <w:tc>
+          <w:tcPr>
+            <w:tcW w:w="3115" w:type="dxa"/>
+            <w:vAlign w:val="center"/>
+          </w:tcPr>
+          <w:p>
+            <w:pPr>
+              <w:ind w:firstLine="0"/>
+              <w:jc w:val="center"/>
+              <w:cnfStyle w:val="100000000000" w:firstRow="1" w:lastRow="0" w:firstColumn="0" w:lastColumn="0" w:oddVBand="0" w:evenVBand="0" w:oddHBand="0" w:evenHBand="0" w:firstRowFirstColumn="0" w:firstRowLastColumn="0" w:lastRowFirstColumn="0" w:lastRowLastColumn="0"/>
+            </w:pPr>
+          </w:p>
+        </w:tc>
+      </w:tr>
+    </w:tbl>
+    <w:p/>
     <w:sectPr>
+      <w:headerReference w:type="even" r:id="rId7"/>
+      <w:headerReference w:type="default" r:id="rId8"/>
+      <w:footerReference w:type="even" r:id="rId9"/>
+      <w:footerReference w:type="default" r:id="rId10"/>
+      <w:headerReference w:type="first" r:id="rId11"/>
+      <w:footerReference w:type="first" r:id="rId12"/>
       <w:pgSz w:w="11906" w:h="16838"/>
       <w:pgMar w:top="1134" w:right="850" w:bottom="1134" w:left="1701" w:header="708" w:footer="708" w:gutter="0"/>
       <w:cols w:space="708"/>
@@ -1181,6 +2649,116 @@
 </w:document>
 </file>
 
+<file path=word/endnotes.xml><?xml version="1.0" encoding="utf-8"?>
+<w:endnotes xmlns:wpc="http://schemas.microsoft.com/office/word/2010/wordprocessingCanvas" xmlns:cx="http://schemas.microsoft.com/office/drawing/2014/chartex" xmlns:cx1="http://schemas.microsoft.com/office/drawing/2015/9/8/chartex" xmlns:cx2="http://schemas.microsoft.com/office/drawing/2015/10/21/chartex" xmlns:cx3="http://schemas.microsoft.com/office/drawing/2016/5/9/chartex" xmlns:cx4="http://schemas.microsoft.com/office/drawing/2016/5/10/chartex" xmlns:cx5="http://schemas.microsoft.com/office/drawing/2016/5/11/chartex" xmlns:cx6="http://schemas.microsoft.com/office/drawing/2016/5/12/chartex" xmlns:cx7="http://schemas.microsoft.com/office/drawing/2016/5/13/chartex" xmlns:cx8="http://schemas.microsoft.com/office/drawing/2016/5/14/chartex" xmlns:mc="http://schemas.openxmlformats.org/markup-compatibility/2006" xmlns:aink="http://schemas.microsoft.com/office/drawing/2016/ink" xmlns:am3d="http://schemas.microsoft.com/office/drawing/2017/model3d" xmlns:o="urn:schemas-microsoft-com:office:office" xmlns:oel="http://schemas.microsoft.com/office/2019/extlst" xmlns:r="http://schemas.openxmlformats.org/officeDocument/2006/relationships" xmlns:m="http://schemas.openxmlformats.org/officeDocument/2006/math" xmlns:v="urn:schemas-microsoft-com:vml" xmlns:wp14="http://schemas.microsoft.com/office/word/2010/wordprocessingDrawing" xmlns:wp="http://schemas.openxmlformats.org/drawingml/2006/wordprocessingDrawing" xmlns:w10="urn:schemas-microsoft-com:office:word" xmlns:w="http://schemas.openxmlformats.org/wordprocessingml/2006/main" xmlns:w14="http://schemas.microsoft.com/office/word/2010/wordml" xmlns:w15="http://schemas.microsoft.com/office/word/2012/wordml" xmlns:w16cex="http://schemas.microsoft.com/office/word/2018/wordml/cex" xmlns:w16cid="http://schemas.microsoft.com/office/word/2016/wordml/cid" xmlns:w16="http://schemas.microsoft.com/office/word/2018/wordml" xmlns:w16du="http://schemas.microsoft.com/office/word/2023/wordml/word16du" xmlns:w16sdtdh="http://schemas.microsoft.com/office/word/2020/wordml/sdtdatahash" xmlns:w16sdtfl="http://schemas.microsoft.com/office/word/2024/wordml/sdtformatlock" xmlns:w16se="http://schemas.microsoft.com/office/word/2015/wordml/symex" xmlns:wpg="http://schemas.microsoft.com/office/word/2010/wordprocessingGroup" xmlns:wpi="http://schemas.microsoft.com/office/word/2010/wordprocessingInk" xmlns:wne="http://schemas.microsoft.com/office/word/2006/wordml" xmlns:wps="http://schemas.microsoft.com/office/word/2010/wordprocessingShape" mc:Ignorable="w14 w15 w16se w16cid w16 w16cex w16sdtdh w16sdtfl w16du wp14">
+  <w:endnote w:type="separator" w:id="-1">
+    <w:p>
+      <w:pPr>
+        <w:spacing w:line="240" w:lineRule="auto"/>
+      </w:pPr>
+      <w:r>
+        <w:separator/>
+      </w:r>
+    </w:p>
+  </w:endnote>
+  <w:endnote w:type="continuationSeparator" w:id="0">
+    <w:p>
+      <w:pPr>
+        <w:spacing w:line="240" w:lineRule="auto"/>
+      </w:pPr>
+      <w:r>
+        <w:continuationSeparator/>
+      </w:r>
+    </w:p>
+  </w:endnote>
+</w:endnotes>
+</file>
+
+<file path=word/footer1.xml><?xml version="1.0" encoding="utf-8"?>
+<w:ftr xmlns:wpc="http://schemas.microsoft.com/office/word/2010/wordprocessingCanvas" xmlns:cx="http://schemas.microsoft.com/office/drawing/2014/chartex" xmlns:cx1="http://schemas.microsoft.com/office/drawing/2015/9/8/chartex" xmlns:cx2="http://schemas.microsoft.com/office/drawing/2015/10/21/chartex" xmlns:cx3="http://schemas.microsoft.com/office/drawing/2016/5/9/chartex" xmlns:cx4="http://schemas.microsoft.com/office/drawing/2016/5/10/chartex" xmlns:cx5="http://schemas.microsoft.com/office/drawing/2016/5/11/chartex" xmlns:cx6="http://schemas.microsoft.com/office/drawing/2016/5/12/chartex" xmlns:cx7="http://schemas.microsoft.com/office/drawing/2016/5/13/chartex" xmlns:cx8="http://schemas.microsoft.com/office/drawing/2016/5/14/chartex" xmlns:mc="http://schemas.openxmlformats.org/markup-compatibility/2006" xmlns:aink="http://schemas.microsoft.com/office/drawing/2016/ink" xmlns:am3d="http://schemas.microsoft.com/office/drawing/2017/model3d" xmlns:o="urn:schemas-microsoft-com:office:office" xmlns:oel="http://schemas.microsoft.com/office/2019/extlst" xmlns:r="http://schemas.openxmlformats.org/officeDocument/2006/relationships" xmlns:m="http://schemas.openxmlformats.org/officeDocument/2006/math" xmlns:v="urn:schemas-microsoft-com:vml" xmlns:wp14="http://schemas.microsoft.com/office/word/2010/wordprocessingDrawing" xmlns:wp="http://schemas.openxmlformats.org/drawingml/2006/wordprocessingDrawing" xmlns:w10="urn:schemas-microsoft-com:office:word" xmlns:w="http://schemas.openxmlformats.org/wordprocessingml/2006/main" xmlns:w14="http://schemas.microsoft.com/office/word/2010/wordml" xmlns:w15="http://schemas.microsoft.com/office/word/2012/wordml" xmlns:w16cex="http://schemas.microsoft.com/office/word/2018/wordml/cex" xmlns:w16cid="http://schemas.microsoft.com/office/word/2016/wordml/cid" xmlns:w16="http://schemas.microsoft.com/office/word/2018/wordml" xmlns:w16du="http://schemas.microsoft.com/office/word/2023/wordml/word16du" xmlns:w16sdtdh="http://schemas.microsoft.com/office/word/2020/wordml/sdtdatahash" xmlns:w16sdtfl="http://schemas.microsoft.com/office/word/2024/wordml/sdtformatlock" xmlns:w16se="http://schemas.microsoft.com/office/word/2015/wordml/symex" xmlns:wpg="http://schemas.microsoft.com/office/word/2010/wordprocessingGroup" xmlns:wpi="http://schemas.microsoft.com/office/word/2010/wordprocessingInk" xmlns:wne="http://schemas.microsoft.com/office/word/2006/wordml" xmlns:wps="http://schemas.microsoft.com/office/word/2010/wordprocessingShape" mc:Ignorable="w14 w15 w16se w16cid w16 w16cex w16sdtdh w16sdtfl w16du wp14">
+  <w:p>
+    <w:pPr>
+      <w:pStyle w:val="af8"/>
+    </w:pPr>
+  </w:p>
+</w:ftr>
+</file>
+
+<file path=word/footer2.xml><?xml version="1.0" encoding="utf-8"?>
+<w:ftr xmlns:wpc="http://schemas.microsoft.com/office/word/2010/wordprocessingCanvas" xmlns:cx="http://schemas.microsoft.com/office/drawing/2014/chartex" xmlns:cx1="http://schemas.microsoft.com/office/drawing/2015/9/8/chartex" xmlns:cx2="http://schemas.microsoft.com/office/drawing/2015/10/21/chartex" xmlns:cx3="http://schemas.microsoft.com/office/drawing/2016/5/9/chartex" xmlns:cx4="http://schemas.microsoft.com/office/drawing/2016/5/10/chartex" xmlns:cx5="http://schemas.microsoft.com/office/drawing/2016/5/11/chartex" xmlns:cx6="http://schemas.microsoft.com/office/drawing/2016/5/12/chartex" xmlns:cx7="http://schemas.microsoft.com/office/drawing/2016/5/13/chartex" xmlns:cx8="http://schemas.microsoft.com/office/drawing/2016/5/14/chartex" xmlns:mc="http://schemas.openxmlformats.org/markup-compatibility/2006" xmlns:aink="http://schemas.microsoft.com/office/drawing/2016/ink" xmlns:am3d="http://schemas.microsoft.com/office/drawing/2017/model3d" xmlns:o="urn:schemas-microsoft-com:office:office" xmlns:oel="http://schemas.microsoft.com/office/2019/extlst" xmlns:r="http://schemas.openxmlformats.org/officeDocument/2006/relationships" xmlns:m="http://schemas.openxmlformats.org/officeDocument/2006/math" xmlns:v="urn:schemas-microsoft-com:vml" xmlns:wp14="http://schemas.microsoft.com/office/word/2010/wordprocessingDrawing" xmlns:wp="http://schemas.openxmlformats.org/drawingml/2006/wordprocessingDrawing" xmlns:w10="urn:schemas-microsoft-com:office:word" xmlns:w="http://schemas.openxmlformats.org/wordprocessingml/2006/main" xmlns:w14="http://schemas.microsoft.com/office/word/2010/wordml" xmlns:w15="http://schemas.microsoft.com/office/word/2012/wordml" xmlns:w16cex="http://schemas.microsoft.com/office/word/2018/wordml/cex" xmlns:w16cid="http://schemas.microsoft.com/office/word/2016/wordml/cid" xmlns:w16="http://schemas.microsoft.com/office/word/2018/wordml" xmlns:w16du="http://schemas.microsoft.com/office/word/2023/wordml/word16du" xmlns:w16sdtdh="http://schemas.microsoft.com/office/word/2020/wordml/sdtdatahash" xmlns:w16sdtfl="http://schemas.microsoft.com/office/word/2024/wordml/sdtformatlock" xmlns:w16se="http://schemas.microsoft.com/office/word/2015/wordml/symex" xmlns:wpg="http://schemas.microsoft.com/office/word/2010/wordprocessingGroup" xmlns:wpi="http://schemas.microsoft.com/office/word/2010/wordprocessingInk" xmlns:wne="http://schemas.microsoft.com/office/word/2006/wordml" xmlns:wps="http://schemas.microsoft.com/office/word/2010/wordprocessingShape" mc:Ignorable="w14 w15 w16se w16cid w16 w16cex w16sdtdh w16sdtfl w16du wp14">
+  <w:p>
+    <w:pPr>
+      <w:pStyle w:val="af8"/>
+    </w:pPr>
+  </w:p>
+</w:ftr>
+</file>
+
+<file path=word/footer3.xml><?xml version="1.0" encoding="utf-8"?>
+<w:ftr xmlns:wpc="http://schemas.microsoft.com/office/word/2010/wordprocessingCanvas" xmlns:cx="http://schemas.microsoft.com/office/drawing/2014/chartex" xmlns:cx1="http://schemas.microsoft.com/office/drawing/2015/9/8/chartex" xmlns:cx2="http://schemas.microsoft.com/office/drawing/2015/10/21/chartex" xmlns:cx3="http://schemas.microsoft.com/office/drawing/2016/5/9/chartex" xmlns:cx4="http://schemas.microsoft.com/office/drawing/2016/5/10/chartex" xmlns:cx5="http://schemas.microsoft.com/office/drawing/2016/5/11/chartex" xmlns:cx6="http://schemas.microsoft.com/office/drawing/2016/5/12/chartex" xmlns:cx7="http://schemas.microsoft.com/office/drawing/2016/5/13/chartex" xmlns:cx8="http://schemas.microsoft.com/office/drawing/2016/5/14/chartex" xmlns:mc="http://schemas.openxmlformats.org/markup-compatibility/2006" xmlns:aink="http://schemas.microsoft.com/office/drawing/2016/ink" xmlns:am3d="http://schemas.microsoft.com/office/drawing/2017/model3d" xmlns:o="urn:schemas-microsoft-com:office:office" xmlns:oel="http://schemas.microsoft.com/office/2019/extlst" xmlns:r="http://schemas.openxmlformats.org/officeDocument/2006/relationships" xmlns:m="http://schemas.openxmlformats.org/officeDocument/2006/math" xmlns:v="urn:schemas-microsoft-com:vml" xmlns:wp14="http://schemas.microsoft.com/office/word/2010/wordprocessingDrawing" xmlns:wp="http://schemas.openxmlformats.org/drawingml/2006/wordprocessingDrawing" xmlns:w10="urn:schemas-microsoft-com:office:word" xmlns:w="http://schemas.openxmlformats.org/wordprocessingml/2006/main" xmlns:w14="http://schemas.microsoft.com/office/word/2010/wordml" xmlns:w15="http://schemas.microsoft.com/office/word/2012/wordml" xmlns:w16cex="http://schemas.microsoft.com/office/word/2018/wordml/cex" xmlns:w16cid="http://schemas.microsoft.com/office/word/2016/wordml/cid" xmlns:w16="http://schemas.microsoft.com/office/word/2018/wordml" xmlns:w16du="http://schemas.microsoft.com/office/word/2023/wordml/word16du" xmlns:w16sdtdh="http://schemas.microsoft.com/office/word/2020/wordml/sdtdatahash" xmlns:w16sdtfl="http://schemas.microsoft.com/office/word/2024/wordml/sdtformatlock" xmlns:w16se="http://schemas.microsoft.com/office/word/2015/wordml/symex" xmlns:wpg="http://schemas.microsoft.com/office/word/2010/wordprocessingGroup" xmlns:wpi="http://schemas.microsoft.com/office/word/2010/wordprocessingInk" xmlns:wne="http://schemas.microsoft.com/office/word/2006/wordml" xmlns:wps="http://schemas.microsoft.com/office/word/2010/wordprocessingShape" mc:Ignorable="w14 w15 w16se w16cid w16 w16cex w16sdtdh w16sdtfl w16du wp14">
+  <w:p>
+    <w:pPr>
+      <w:pStyle w:val="af8"/>
+    </w:pPr>
+  </w:p>
+</w:ftr>
+</file>
+
+<file path=word/footnotes.xml><?xml version="1.0" encoding="utf-8"?>
+<w:footnotes xmlns:wpc="http://schemas.microsoft.com/office/word/2010/wordprocessingCanvas" xmlns:cx="http://schemas.microsoft.com/office/drawing/2014/chartex" xmlns:cx1="http://schemas.microsoft.com/office/drawing/2015/9/8/chartex" xmlns:cx2="http://schemas.microsoft.com/office/drawing/2015/10/21/chartex" xmlns:cx3="http://schemas.microsoft.com/office/drawing/2016/5/9/chartex" xmlns:cx4="http://schemas.microsoft.com/office/drawing/2016/5/10/chartex" xmlns:cx5="http://schemas.microsoft.com/office/drawing/2016/5/11/chartex" xmlns:cx6="http://schemas.microsoft.com/office/drawing/2016/5/12/chartex" xmlns:cx7="http://schemas.microsoft.com/office/drawing/2016/5/13/chartex" xmlns:cx8="http://schemas.microsoft.com/office/drawing/2016/5/14/chartex" xmlns:mc="http://schemas.openxmlformats.org/markup-compatibility/2006" xmlns:aink="http://schemas.microsoft.com/office/drawing/2016/ink" xmlns:am3d="http://schemas.microsoft.com/office/drawing/2017/model3d" xmlns:o="urn:schemas-microsoft-com:office:office" xmlns:oel="http://schemas.microsoft.com/office/2019/extlst" xmlns:r="http://schemas.openxmlformats.org/officeDocument/2006/relationships" xmlns:m="http://schemas.openxmlformats.org/officeDocument/2006/math" xmlns:v="urn:schemas-microsoft-com:vml" xmlns:wp14="http://schemas.microsoft.com/office/word/2010/wordprocessingDrawing" xmlns:wp="http://schemas.openxmlformats.org/drawingml/2006/wordprocessingDrawing" xmlns:w10="urn:schemas-microsoft-com:office:word" xmlns:w="http://schemas.openxmlformats.org/wordprocessingml/2006/main" xmlns:w14="http://schemas.microsoft.com/office/word/2010/wordml" xmlns:w15="http://schemas.microsoft.com/office/word/2012/wordml" xmlns:w16cex="http://schemas.microsoft.com/office/word/2018/wordml/cex" xmlns:w16cid="http://schemas.microsoft.com/office/word/2016/wordml/cid" xmlns:w16="http://schemas.microsoft.com/office/word/2018/wordml" xmlns:w16du="http://schemas.microsoft.com/office/word/2023/wordml/word16du" xmlns:w16sdtdh="http://schemas.microsoft.com/office/word/2020/wordml/sdtdatahash" xmlns:w16sdtfl="http://schemas.microsoft.com/office/word/2024/wordml/sdtformatlock" xmlns:w16se="http://schemas.microsoft.com/office/word/2015/wordml/symex" xmlns:wpg="http://schemas.microsoft.com/office/word/2010/wordprocessingGroup" xmlns:wpi="http://schemas.microsoft.com/office/word/2010/wordprocessingInk" xmlns:wne="http://schemas.microsoft.com/office/word/2006/wordml" xmlns:wps="http://schemas.microsoft.com/office/word/2010/wordprocessingShape" mc:Ignorable="w14 w15 w16se w16cid w16 w16cex w16sdtdh w16sdtfl w16du wp14">
+  <w:footnote w:type="separator" w:id="-1">
+    <w:p>
+      <w:pPr>
+        <w:spacing w:line="240" w:lineRule="auto"/>
+      </w:pPr>
+      <w:r>
+        <w:separator/>
+      </w:r>
+    </w:p>
+  </w:footnote>
+  <w:footnote w:type="continuationSeparator" w:id="0">
+    <w:p>
+      <w:pPr>
+        <w:spacing w:line="240" w:lineRule="auto"/>
+      </w:pPr>
+      <w:r>
+        <w:continuationSeparator/>
+      </w:r>
+    </w:p>
+  </w:footnote>
+</w:footnotes>
+</file>
+
+<file path=word/header1.xml><?xml version="1.0" encoding="utf-8"?>
+<w:hdr xmlns:wpc="http://schemas.microsoft.com/office/word/2010/wordprocessingCanvas" xmlns:cx="http://schemas.microsoft.com/office/drawing/2014/chartex" xmlns:cx1="http://schemas.microsoft.com/office/drawing/2015/9/8/chartex" xmlns:cx2="http://schemas.microsoft.com/office/drawing/2015/10/21/chartex" xmlns:cx3="http://schemas.microsoft.com/office/drawing/2016/5/9/chartex" xmlns:cx4="http://schemas.microsoft.com/office/drawing/2016/5/10/chartex" xmlns:cx5="http://schemas.microsoft.com/office/drawing/2016/5/11/chartex" xmlns:cx6="http://schemas.microsoft.com/office/drawing/2016/5/12/chartex" xmlns:cx7="http://schemas.microsoft.com/office/drawing/2016/5/13/chartex" xmlns:cx8="http://schemas.microsoft.com/office/drawing/2016/5/14/chartex" xmlns:mc="http://schemas.openxmlformats.org/markup-compatibility/2006" xmlns:aink="http://schemas.microsoft.com/office/drawing/2016/ink" xmlns:am3d="http://schemas.microsoft.com/office/drawing/2017/model3d" xmlns:o="urn:schemas-microsoft-com:office:office" xmlns:oel="http://schemas.microsoft.com/office/2019/extlst" xmlns:r="http://schemas.openxmlformats.org/officeDocument/2006/relationships" xmlns:m="http://schemas.openxmlformats.org/officeDocument/2006/math" xmlns:v="urn:schemas-microsoft-com:vml" xmlns:wp14="http://schemas.microsoft.com/office/word/2010/wordprocessingDrawing" xmlns:wp="http://schemas.openxmlformats.org/drawingml/2006/wordprocessingDrawing" xmlns:w10="urn:schemas-microsoft-com:office:word" xmlns:w="http://schemas.openxmlformats.org/wordprocessingml/2006/main" xmlns:w14="http://schemas.microsoft.com/office/word/2010/wordml" xmlns:w15="http://schemas.microsoft.com/office/word/2012/wordml" xmlns:w16cex="http://schemas.microsoft.com/office/word/2018/wordml/cex" xmlns:w16cid="http://schemas.microsoft.com/office/word/2016/wordml/cid" xmlns:w16="http://schemas.microsoft.com/office/word/2018/wordml" xmlns:w16du="http://schemas.microsoft.com/office/word/2023/wordml/word16du" xmlns:w16sdtdh="http://schemas.microsoft.com/office/word/2020/wordml/sdtdatahash" xmlns:w16sdtfl="http://schemas.microsoft.com/office/word/2024/wordml/sdtformatlock" xmlns:w16se="http://schemas.microsoft.com/office/word/2015/wordml/symex" xmlns:wpg="http://schemas.microsoft.com/office/word/2010/wordprocessingGroup" xmlns:wpi="http://schemas.microsoft.com/office/word/2010/wordprocessingInk" xmlns:wne="http://schemas.microsoft.com/office/word/2006/wordml" xmlns:wps="http://schemas.microsoft.com/office/word/2010/wordprocessingShape" mc:Ignorable="w14 w15 w16se w16cid w16 w16cex w16sdtdh w16sdtfl w16du wp14">
+  <w:p>
+    <w:pPr>
+      <w:pStyle w:val="af6"/>
+    </w:pPr>
+  </w:p>
+</w:hdr>
+</file>
+
+<file path=word/header2.xml><?xml version="1.0" encoding="utf-8"?>
+<w:hdr xmlns:wpc="http://schemas.microsoft.com/office/word/2010/wordprocessingCanvas" xmlns:cx="http://schemas.microsoft.com/office/drawing/2014/chartex" xmlns:cx1="http://schemas.microsoft.com/office/drawing/2015/9/8/chartex" xmlns:cx2="http://schemas.microsoft.com/office/drawing/2015/10/21/chartex" xmlns:cx3="http://schemas.microsoft.com/office/drawing/2016/5/9/chartex" xmlns:cx4="http://schemas.microsoft.com/office/drawing/2016/5/10/chartex" xmlns:cx5="http://schemas.microsoft.com/office/drawing/2016/5/11/chartex" xmlns:cx6="http://schemas.microsoft.com/office/drawing/2016/5/12/chartex" xmlns:cx7="http://schemas.microsoft.com/office/drawing/2016/5/13/chartex" xmlns:cx8="http://schemas.microsoft.com/office/drawing/2016/5/14/chartex" xmlns:mc="http://schemas.openxmlformats.org/markup-compatibility/2006" xmlns:aink="http://schemas.microsoft.com/office/drawing/2016/ink" xmlns:am3d="http://schemas.microsoft.com/office/drawing/2017/model3d" xmlns:o="urn:schemas-microsoft-com:office:office" xmlns:oel="http://schemas.microsoft.com/office/2019/extlst" xmlns:r="http://schemas.openxmlformats.org/officeDocument/2006/relationships" xmlns:m="http://schemas.openxmlformats.org/officeDocument/2006/math" xmlns:v="urn:schemas-microsoft-com:vml" xmlns:wp14="http://schemas.microsoft.com/office/word/2010/wordprocessingDrawing" xmlns:wp="http://schemas.openxmlformats.org/drawingml/2006/wordprocessingDrawing" xmlns:w10="urn:schemas-microsoft-com:office:word" xmlns:w="http://schemas.openxmlformats.org/wordprocessingml/2006/main" xmlns:w14="http://schemas.microsoft.com/office/word/2010/wordml" xmlns:w15="http://schemas.microsoft.com/office/word/2012/wordml" xmlns:w16cex="http://schemas.microsoft.com/office/word/2018/wordml/cex" xmlns:w16cid="http://schemas.microsoft.com/office/word/2016/wordml/cid" xmlns:w16="http://schemas.microsoft.com/office/word/2018/wordml" xmlns:w16du="http://schemas.microsoft.com/office/word/2023/wordml/word16du" xmlns:w16sdtdh="http://schemas.microsoft.com/office/word/2020/wordml/sdtdatahash" xmlns:w16sdtfl="http://schemas.microsoft.com/office/word/2024/wordml/sdtformatlock" xmlns:w16se="http://schemas.microsoft.com/office/word/2015/wordml/symex" xmlns:wpg="http://schemas.microsoft.com/office/word/2010/wordprocessingGroup" xmlns:wpi="http://schemas.microsoft.com/office/word/2010/wordprocessingInk" xmlns:wne="http://schemas.microsoft.com/office/word/2006/wordml" xmlns:wps="http://schemas.microsoft.com/office/word/2010/wordprocessingShape" mc:Ignorable="w14 w15 w16se w16cid w16 w16cex w16sdtdh w16sdtfl w16du wp14">
+  <w:p>
+    <w:pPr>
+      <w:pStyle w:val="af6"/>
+    </w:pPr>
+  </w:p>
+</w:hdr>
+</file>
+
+<file path=word/header3.xml><?xml version="1.0" encoding="utf-8"?>
+<w:hdr xmlns:wpc="http://schemas.microsoft.com/office/word/2010/wordprocessingCanvas" xmlns:cx="http://schemas.microsoft.com/office/drawing/2014/chartex" xmlns:cx1="http://schemas.microsoft.com/office/drawing/2015/9/8/chartex" xmlns:cx2="http://schemas.microsoft.com/office/drawing/2015/10/21/chartex" xmlns:cx3="http://schemas.microsoft.com/office/drawing/2016/5/9/chartex" xmlns:cx4="http://schemas.microsoft.com/office/drawing/2016/5/10/chartex" xmlns:cx5="http://schemas.microsoft.com/office/drawing/2016/5/11/chartex" xmlns:cx6="http://schemas.microsoft.com/office/drawing/2016/5/12/chartex" xmlns:cx7="http://schemas.microsoft.com/office/drawing/2016/5/13/chartex" xmlns:cx8="http://schemas.microsoft.com/office/drawing/2016/5/14/chartex" xmlns:mc="http://schemas.openxmlformats.org/markup-compatibility/2006" xmlns:aink="http://schemas.microsoft.com/office/drawing/2016/ink" xmlns:am3d="http://schemas.microsoft.com/office/drawing/2017/model3d" xmlns:o="urn:schemas-microsoft-com:office:office" xmlns:oel="http://schemas.microsoft.com/office/2019/extlst" xmlns:r="http://schemas.openxmlformats.org/officeDocument/2006/relationships" xmlns:m="http://schemas.openxmlformats.org/officeDocument/2006/math" xmlns:v="urn:schemas-microsoft-com:vml" xmlns:wp14="http://schemas.microsoft.com/office/word/2010/wordprocessingDrawing" xmlns:wp="http://schemas.openxmlformats.org/drawingml/2006/wordprocessingDrawing" xmlns:w10="urn:schemas-microsoft-com:office:word" xmlns:w="http://schemas.openxmlformats.org/wordprocessingml/2006/main" xmlns:w14="http://schemas.microsoft.com/office/word/2010/wordml" xmlns:w15="http://schemas.microsoft.com/office/word/2012/wordml" xmlns:w16cex="http://schemas.microsoft.com/office/word/2018/wordml/cex" xmlns:w16cid="http://schemas.microsoft.com/office/word/2016/wordml/cid" xmlns:w16="http://schemas.microsoft.com/office/word/2018/wordml" xmlns:w16du="http://schemas.microsoft.com/office/word/2023/wordml/word16du" xmlns:w16sdtdh="http://schemas.microsoft.com/office/word/2020/wordml/sdtdatahash" xmlns:w16sdtfl="http://schemas.microsoft.com/office/word/2024/wordml/sdtformatlock" xmlns:w16se="http://schemas.microsoft.com/office/word/2015/wordml/symex" xmlns:wpg="http://schemas.microsoft.com/office/word/2010/wordprocessingGroup" xmlns:wpi="http://schemas.microsoft.com/office/word/2010/wordprocessingInk" xmlns:wne="http://schemas.microsoft.com/office/word/2006/wordml" xmlns:wps="http://schemas.microsoft.com/office/word/2010/wordprocessingShape" mc:Ignorable="w14 w15 w16se w16cid w16 w16cex w16sdtdh w16sdtfl w16du wp14">
+  <w:p>
+    <w:pPr>
+      <w:pStyle w:val="af6"/>
+    </w:pPr>
+  </w:p>
+</w:hdr>
+</file>
+
 <file path=word/numbering.xml><?xml version="1.0" encoding="utf-8"?>
 <w:numbering xmlns:wpc="http://schemas.microsoft.com/office/word/2010/wordprocessingCanvas" xmlns:cx="http://schemas.microsoft.com/office/drawing/2014/chartex" xmlns:cx1="http://schemas.microsoft.com/office/drawing/2015/9/8/chartex" xmlns:cx2="http://schemas.microsoft.com/office/drawing/2015/10/21/chartex" xmlns:cx3="http://schemas.microsoft.com/office/drawing/2016/5/9/chartex" xmlns:cx4="http://schemas.microsoft.com/office/drawing/2016/5/10/chartex" xmlns:cx5="http://schemas.microsoft.com/office/drawing/2016/5/11/chartex" xmlns:cx6="http://schemas.microsoft.com/office/drawing/2016/5/12/chartex" xmlns:cx7="http://schemas.microsoft.com/office/drawing/2016/5/13/chartex" xmlns:cx8="http://schemas.microsoft.com/office/drawing/2016/5/14/chartex" xmlns:mc="http://schemas.openxmlformats.org/markup-compatibility/2006" xmlns:aink="http://schemas.microsoft.com/office/drawing/2016/ink" xmlns:am3d="http://schemas.microsoft.com/office/drawing/2017/model3d" xmlns:o="urn:schemas-microsoft-com:office:office" xmlns:oel="http://schemas.microsoft.com/office/2019/extlst" xmlns:r="http://schemas.openxmlformats.org/officeDocument/2006/relationships" xmlns:m="http://schemas.openxmlformats.org/officeDocument/2006/math" xmlns:v="urn:schemas-microsoft-com:vml" xmlns:wp14="http://schemas.microsoft.com/office/word/2010/wordprocessingDrawing" xmlns:wp="http://schemas.openxmlformats.org/drawingml/2006/wordprocessingDrawing" xmlns:w10="urn:schemas-microsoft-com:office:word" xmlns:w="http://schemas.openxmlformats.org/wordprocessingml/2006/main" xmlns:w14="http://schemas.microsoft.com/office/word/2010/wordml" xmlns:w15="http://schemas.microsoft.com/office/word/2012/wordml" xmlns:w16cex="http://schemas.microsoft.com/office/word/2018/wordml/cex" xmlns:w16cid="http://schemas.microsoft.com/office/word/2016/wordml/cid" xmlns:w16="http://schemas.microsoft.com/office/word/2018/wordml" xmlns:w16du="http://schemas.microsoft.com/office/word/2023/wordml/word16du" xmlns:w16sdtdh="http://schemas.microsoft.com/office/word/2020/wordml/sdtdatahash" xmlns:w16sdtfl="http://schemas.microsoft.com/office/word/2024/wordml/sdtformatlock" xmlns:w16se="http://schemas.microsoft.com/office/word/2015/wordml/symex" xmlns:wpg="http://schemas.microsoft.com/office/word/2010/wordprocessingGroup" xmlns:wpi="http://schemas.microsoft.com/office/word/2010/wordprocessingInk" xmlns:wne="http://schemas.microsoft.com/office/word/2006/wordml" xmlns:wps="http://schemas.microsoft.com/office/word/2010/wordprocessingShape" mc:Ignorable="w14 w15 w16se w16cid w16 w16cex w16sdtdh w16sdtfl w16du wp14">
   <w:abstractNum w:abstractNumId="0" w15:restartNumberingAfterBreak="0">
@@ -1613,9 +3191,122 @@
     </w:lvl>
   </w:abstractNum>
   <w:abstractNum w:abstractNumId="4" w15:restartNumberingAfterBreak="0">
+    <w:nsid w:val="534663D1"/>
+    <w:multiLevelType w:val="hybridMultilevel"/>
+    <w:tmpl w:val="FD24DABA"/>
+    <w:lvl w:ilvl="0" w:tplc="3F089C1A">
+      <w:start w:val="21"/>
+      <w:numFmt w:val="bullet"/>
+      <w:lvlText w:val="-"/>
+      <w:lvlJc w:val="left"/>
+      <w:pPr>
+        <w:ind w:left="720" w:hanging="360"/>
+      </w:pPr>
+      <w:rPr>
+        <w:rFonts w:ascii="Times New Roman" w:eastAsia="Times New Roman" w:hAnsi="Times New Roman" w:cs="Times New Roman" w:hint="default"/>
+      </w:rPr>
+    </w:lvl>
+    <w:lvl w:ilvl="1" w:tplc="04190003" w:tentative="1">
+      <w:start w:val="1"/>
+      <w:numFmt w:val="bullet"/>
+      <w:lvlText w:val="o"/>
+      <w:lvlJc w:val="left"/>
+      <w:pPr>
+        <w:ind w:left="1440" w:hanging="360"/>
+      </w:pPr>
+      <w:rPr>
+        <w:rFonts w:ascii="Courier New" w:hAnsi="Courier New" w:cs="Courier New" w:hint="default"/>
+      </w:rPr>
+    </w:lvl>
+    <w:lvl w:ilvl="2" w:tplc="04190005" w:tentative="1">
+      <w:start w:val="1"/>
+      <w:numFmt w:val="bullet"/>
+      <w:lvlText w:val=""/>
+      <w:lvlJc w:val="left"/>
+      <w:pPr>
+        <w:ind w:left="2160" w:hanging="360"/>
+      </w:pPr>
+      <w:rPr>
+        <w:rFonts w:ascii="Wingdings" w:hAnsi="Wingdings" w:hint="default"/>
+      </w:rPr>
+    </w:lvl>
+    <w:lvl w:ilvl="3" w:tplc="04190001" w:tentative="1">
+      <w:start w:val="1"/>
+      <w:numFmt w:val="bullet"/>
+      <w:lvlText w:val=""/>
+      <w:lvlJc w:val="left"/>
+      <w:pPr>
+        <w:ind w:left="2880" w:hanging="360"/>
+      </w:pPr>
+      <w:rPr>
+        <w:rFonts w:ascii="Symbol" w:hAnsi="Symbol" w:hint="default"/>
+      </w:rPr>
+    </w:lvl>
+    <w:lvl w:ilvl="4" w:tplc="04190003" w:tentative="1">
+      <w:start w:val="1"/>
+      <w:numFmt w:val="bullet"/>
+      <w:lvlText w:val="o"/>
+      <w:lvlJc w:val="left"/>
+      <w:pPr>
+        <w:ind w:left="3600" w:hanging="360"/>
+      </w:pPr>
+      <w:rPr>
+        <w:rFonts w:ascii="Courier New" w:hAnsi="Courier New" w:cs="Courier New" w:hint="default"/>
+      </w:rPr>
+    </w:lvl>
+    <w:lvl w:ilvl="5" w:tplc="04190005" w:tentative="1">
+      <w:start w:val="1"/>
+      <w:numFmt w:val="bullet"/>
+      <w:lvlText w:val=""/>
+      <w:lvlJc w:val="left"/>
+      <w:pPr>
+        <w:ind w:left="4320" w:hanging="360"/>
+      </w:pPr>
+      <w:rPr>
+        <w:rFonts w:ascii="Wingdings" w:hAnsi="Wingdings" w:hint="default"/>
+      </w:rPr>
+    </w:lvl>
+    <w:lvl w:ilvl="6" w:tplc="04190001" w:tentative="1">
+      <w:start w:val="1"/>
+      <w:numFmt w:val="bullet"/>
+      <w:lvlText w:val=""/>
+      <w:lvlJc w:val="left"/>
+      <w:pPr>
+        <w:ind w:left="5040" w:hanging="360"/>
+      </w:pPr>
+      <w:rPr>
+        <w:rFonts w:ascii="Symbol" w:hAnsi="Symbol" w:hint="default"/>
+      </w:rPr>
+    </w:lvl>
+    <w:lvl w:ilvl="7" w:tplc="04190003" w:tentative="1">
+      <w:start w:val="1"/>
+      <w:numFmt w:val="bullet"/>
+      <w:lvlText w:val="o"/>
+      <w:lvlJc w:val="left"/>
+      <w:pPr>
+        <w:ind w:left="5760" w:hanging="360"/>
+      </w:pPr>
+      <w:rPr>
+        <w:rFonts w:ascii="Courier New" w:hAnsi="Courier New" w:cs="Courier New" w:hint="default"/>
+      </w:rPr>
+    </w:lvl>
+    <w:lvl w:ilvl="8" w:tplc="04190005" w:tentative="1">
+      <w:start w:val="1"/>
+      <w:numFmt w:val="bullet"/>
+      <w:lvlText w:val=""/>
+      <w:lvlJc w:val="left"/>
+      <w:pPr>
+        <w:ind w:left="6480" w:hanging="360"/>
+      </w:pPr>
+      <w:rPr>
+        <w:rFonts w:ascii="Wingdings" w:hAnsi="Wingdings" w:hint="default"/>
+      </w:rPr>
+    </w:lvl>
+  </w:abstractNum>
+  <w:abstractNum w:abstractNumId="5" w15:restartNumberingAfterBreak="0">
     <w:nsid w:val="7E584203"/>
     <w:multiLevelType w:val="hybridMultilevel"/>
-    <w:tmpl w:val="3C6C58CA"/>
+    <w:tmpl w:val="9ECA447E"/>
     <w:lvl w:ilvl="0" w:tplc="04190013">
       <w:start w:val="1"/>
       <w:numFmt w:val="upperRoman"/>
@@ -1711,9 +3402,72 @@
     <w:abstractNumId w:val="2"/>
   </w:num>
   <w:num w:numId="5" w16cid:durableId="705256457">
+    <w:abstractNumId w:val="5"/>
+  </w:num>
+  <w:num w:numId="6" w16cid:durableId="1557666051">
+    <w:abstractNumId w:val="2"/>
+    <w:lvlOverride w:ilvl="0">
+      <w:startOverride w:val="1"/>
+    </w:lvlOverride>
+    <w:lvlOverride w:ilvl="1">
+      <w:startOverride w:val="1"/>
+    </w:lvlOverride>
+    <w:lvlOverride w:ilvl="2">
+      <w:startOverride w:val="1"/>
+    </w:lvlOverride>
+    <w:lvlOverride w:ilvl="3">
+      <w:startOverride w:val="1"/>
+    </w:lvlOverride>
+    <w:lvlOverride w:ilvl="4">
+      <w:startOverride w:val="1"/>
+    </w:lvlOverride>
+    <w:lvlOverride w:ilvl="5">
+      <w:startOverride w:val="1"/>
+    </w:lvlOverride>
+    <w:lvlOverride w:ilvl="6">
+      <w:startOverride w:val="1"/>
+    </w:lvlOverride>
+    <w:lvlOverride w:ilvl="7">
+      <w:startOverride w:val="1"/>
+    </w:lvlOverride>
+    <w:lvlOverride w:ilvl="8">
+      <w:startOverride w:val="1"/>
+    </w:lvlOverride>
+  </w:num>
+  <w:num w:numId="7" w16cid:durableId="628055500">
     <w:abstractNumId w:val="4"/>
   </w:num>
-  <w:num w:numId="6" w16cid:durableId="1557666051">
+  <w:num w:numId="8" w16cid:durableId="744499622">
+    <w:abstractNumId w:val="2"/>
+    <w:lvlOverride w:ilvl="0">
+      <w:startOverride w:val="1"/>
+    </w:lvlOverride>
+    <w:lvlOverride w:ilvl="1">
+      <w:startOverride w:val="1"/>
+    </w:lvlOverride>
+    <w:lvlOverride w:ilvl="2">
+      <w:startOverride w:val="1"/>
+    </w:lvlOverride>
+    <w:lvlOverride w:ilvl="3">
+      <w:startOverride w:val="1"/>
+    </w:lvlOverride>
+    <w:lvlOverride w:ilvl="4">
+      <w:startOverride w:val="1"/>
+    </w:lvlOverride>
+    <w:lvlOverride w:ilvl="5">
+      <w:startOverride w:val="1"/>
+    </w:lvlOverride>
+    <w:lvlOverride w:ilvl="6">
+      <w:startOverride w:val="1"/>
+    </w:lvlOverride>
+    <w:lvlOverride w:ilvl="7">
+      <w:startOverride w:val="1"/>
+    </w:lvlOverride>
+    <w:lvlOverride w:ilvl="8">
+      <w:startOverride w:val="1"/>
+    </w:lvlOverride>
+  </w:num>
+  <w:num w:numId="9" w16cid:durableId="1303538289">
     <w:abstractNumId w:val="2"/>
     <w:lvlOverride w:ilvl="0">
       <w:startOverride w:val="1"/>
@@ -2146,7 +3900,7 @@
   <w:style w:type="paragraph" w:default="1" w:styleId="a0">
     <w:name w:val="Normal"/>
     <w:qFormat/>
-    <w:rsid w:val="00865C59"/>
+    <w:rsid w:val="007171BB"/>
     <w:pPr>
       <w:spacing w:after="0" w:line="360" w:lineRule="auto"/>
       <w:ind w:firstLine="709"/>
@@ -2360,7 +4114,6 @@
   <w:style w:type="character" w:default="1" w:styleId="a1">
     <w:name w:val="Default Paragraph Font"/>
     <w:uiPriority w:val="1"/>
-    <w:semiHidden/>
     <w:unhideWhenUsed/>
   </w:style>
   <w:style w:type="table" w:default="1" w:styleId="a2">
@@ -2935,6 +4688,85 @@
       </w:tcPr>
     </w:tblStylePr>
   </w:style>
+  <w:style w:type="table" w:styleId="af5">
+    <w:name w:val="Grid Table Light"/>
+    <w:basedOn w:val="a2"/>
+    <w:uiPriority w:val="40"/>
+    <w:rsid w:val="006A51EF"/>
+    <w:pPr>
+      <w:spacing w:after="0" w:line="240" w:lineRule="auto"/>
+    </w:pPr>
+    <w:tblPr>
+      <w:tblBorders>
+        <w:top w:val="single" w:sz="4" w:space="0" w:color="BFBFBF" w:themeColor="background1" w:themeShade="BF"/>
+        <w:left w:val="single" w:sz="4" w:space="0" w:color="BFBFBF" w:themeColor="background1" w:themeShade="BF"/>
+        <w:bottom w:val="single" w:sz="4" w:space="0" w:color="BFBFBF" w:themeColor="background1" w:themeShade="BF"/>
+        <w:right w:val="single" w:sz="4" w:space="0" w:color="BFBFBF" w:themeColor="background1" w:themeShade="BF"/>
+        <w:insideH w:val="single" w:sz="4" w:space="0" w:color="BFBFBF" w:themeColor="background1" w:themeShade="BF"/>
+        <w:insideV w:val="single" w:sz="4" w:space="0" w:color="BFBFBF" w:themeColor="background1" w:themeShade="BF"/>
+      </w:tblBorders>
+    </w:tblPr>
+  </w:style>
+  <w:style w:type="paragraph" w:styleId="af6">
+    <w:name w:val="header"/>
+    <w:basedOn w:val="a0"/>
+    <w:link w:val="af7"/>
+    <w:uiPriority w:val="99"/>
+    <w:unhideWhenUsed/>
+    <w:rsid w:val="00D975A8"/>
+    <w:pPr>
+      <w:tabs>
+        <w:tab w:val="center" w:pos="4677"/>
+        <w:tab w:val="right" w:pos="9355"/>
+      </w:tabs>
+      <w:spacing w:line="240" w:lineRule="auto"/>
+    </w:pPr>
+  </w:style>
+  <w:style w:type="character" w:customStyle="1" w:styleId="af7">
+    <w:name w:val="Верхний колонтитул Знак"/>
+    <w:basedOn w:val="a1"/>
+    <w:link w:val="af6"/>
+    <w:uiPriority w:val="99"/>
+    <w:rsid w:val="00D975A8"/>
+    <w:rPr>
+      <w:rFonts w:ascii="Times New Roman" w:hAnsi="Times New Roman" w:cs="Times New Roman"/>
+      <w:kern w:val="0"/>
+      <w:sz w:val="28"/>
+      <w:szCs w:val="20"/>
+      <w:lang w:eastAsia="ru-RU"/>
+      <w14:ligatures w14:val="none"/>
+    </w:rPr>
+  </w:style>
+  <w:style w:type="paragraph" w:styleId="af8">
+    <w:name w:val="footer"/>
+    <w:basedOn w:val="a0"/>
+    <w:link w:val="af9"/>
+    <w:uiPriority w:val="99"/>
+    <w:unhideWhenUsed/>
+    <w:rsid w:val="00D975A8"/>
+    <w:pPr>
+      <w:tabs>
+        <w:tab w:val="center" w:pos="4677"/>
+        <w:tab w:val="right" w:pos="9355"/>
+      </w:tabs>
+      <w:spacing w:line="240" w:lineRule="auto"/>
+    </w:pPr>
+  </w:style>
+  <w:style w:type="character" w:customStyle="1" w:styleId="af9">
+    <w:name w:val="Нижний колонтитул Знак"/>
+    <w:basedOn w:val="a1"/>
+    <w:link w:val="af8"/>
+    <w:uiPriority w:val="99"/>
+    <w:rsid w:val="00D975A8"/>
+    <w:rPr>
+      <w:rFonts w:ascii="Times New Roman" w:hAnsi="Times New Roman" w:cs="Times New Roman"/>
+      <w:kern w:val="0"/>
+      <w:sz w:val="28"/>
+      <w:szCs w:val="20"/>
+      <w:lang w:eastAsia="ru-RU"/>
+      <w14:ligatures w14:val="none"/>
+    </w:rPr>
+  </w:style>
 </w:styles>
 </file>
 
@@ -3231,4 +5063,26 @@
     </a:ext>
   </a:extLst>
 </a:theme>
+</file>
+
+<file path=word/webextensions/taskpanes.xml><?xml version="1.0" encoding="utf-8"?>
+<wetp:taskpanes xmlns:wetp="http://schemas.microsoft.com/office/webextensions/taskpanes/2010/11">
+  <wetp:taskpane dockstate="right" visibility="0" width="350" row="7">
+    <wetp:webextensionref xmlns:r="http://schemas.openxmlformats.org/officeDocument/2006/relationships" r:id="rId1"/>
+  </wetp:taskpane>
+</wetp:taskpanes>
+</file>
+
+<file path=word/webextensions/webextension1.xml><?xml version="1.0" encoding="utf-8"?>
+<we:webextension xmlns:we="http://schemas.microsoft.com/office/webextensions/webextension/2010/11" id="{6024869D-BF9A-49EC-B9F2-F7B42F81754A}">
+  <we:reference id="wa200010453" version="1.0.0.1" store="en-US" storeType="OMEX"/>
+  <we:alternateReferences>
+    <we:reference id="wa200010453" version="1.0.0.1" store="en-US" storeType="OMEX"/>
+  </we:alternateReferences>
+  <we:properties>
+    <we:property name="claude.fileId" value="&quot;0d2a7b62-a231-4ab8-bae0-3f793aca5420&quot;"/>
+  </we:properties>
+  <we:bindings/>
+  <we:snapshot xmlns:r="http://schemas.openxmlformats.org/officeDocument/2006/relationships"/>
+</we:webextension>
 </file>